--- a/TP4.docx
+++ b/TP4.docx
@@ -1173,6 +1173,1244 @@
         <w:t>D)</w:t>
       </w:r>
     </w:p>
+    <w:tbl>
+      <w:tblPr>
+        <w:tblStyle w:val="Tablaconcuadrcula"/>
+        <w:tblW w:w="0" w:type="auto"/>
+        <w:tblInd w:w="720" w:type="dxa"/>
+        <w:tblLook w:val="04A0"/>
+      </w:tblPr>
+      <w:tblGrid>
+        <w:gridCol w:w="2935"/>
+        <w:gridCol w:w="2964"/>
+        <w:gridCol w:w="2957"/>
+      </w:tblGrid>
+      <w:tr>
+        <w:tc>
+          <w:tcPr>
+            <w:tcW w:w="3192" w:type="dxa"/>
+          </w:tcPr>
+          <w:p>
+            <w:pPr>
+              <w:pStyle w:val="Prrafodelista"/>
+              <w:ind w:left="0"/>
+              <w:jc w:val="both"/>
+            </w:pPr>
+            <w:r>
+              <w:t>Atributo</w:t>
+            </w:r>
+          </w:p>
+        </w:tc>
+        <w:tc>
+          <w:tcPr>
+            <w:tcW w:w="3192" w:type="dxa"/>
+          </w:tcPr>
+          <w:p>
+            <w:pPr>
+              <w:pStyle w:val="Prrafodelista"/>
+              <w:ind w:left="0"/>
+              <w:jc w:val="both"/>
+            </w:pPr>
+            <w:r>
+              <w:t xml:space="preserve">Variable </w:t>
+            </w:r>
+            <w:proofErr w:type="spellStart"/>
+            <w:r>
+              <w:t>Estatica</w:t>
+            </w:r>
+            <w:proofErr w:type="spellEnd"/>
+          </w:p>
+        </w:tc>
+        <w:tc>
+          <w:tcPr>
+            <w:tcW w:w="3192" w:type="dxa"/>
+          </w:tcPr>
+          <w:p>
+            <w:pPr>
+              <w:pStyle w:val="Prrafodelista"/>
+              <w:ind w:left="0"/>
+              <w:jc w:val="both"/>
+            </w:pPr>
+            <w:r>
+              <w:t>Constante</w:t>
+            </w:r>
+          </w:p>
+        </w:tc>
+      </w:tr>
+      <w:tr>
+        <w:tc>
+          <w:tcPr>
+            <w:tcW w:w="3192" w:type="dxa"/>
+          </w:tcPr>
+          <w:p>
+            <w:pPr>
+              <w:pStyle w:val="Prrafodelista"/>
+              <w:ind w:left="0"/>
+              <w:jc w:val="both"/>
+            </w:pPr>
+            <w:r>
+              <w:t>L-Valor</w:t>
+            </w:r>
+          </w:p>
+        </w:tc>
+        <w:tc>
+          <w:tcPr>
+            <w:tcW w:w="3192" w:type="dxa"/>
+          </w:tcPr>
+          <w:p>
+            <w:pPr>
+              <w:pStyle w:val="Prrafodelista"/>
+              <w:ind w:left="0"/>
+              <w:jc w:val="both"/>
+            </w:pPr>
+            <w:r>
+              <w:t>Fijo durante toda la ejecución (ligadura estática)</w:t>
+            </w:r>
+          </w:p>
+        </w:tc>
+        <w:tc>
+          <w:tcPr>
+            <w:tcW w:w="3192" w:type="dxa"/>
+          </w:tcPr>
+          <w:p>
+            <w:pPr>
+              <w:pStyle w:val="Prrafodelista"/>
+              <w:ind w:left="0"/>
+              <w:jc w:val="both"/>
+            </w:pPr>
+            <w:r>
+              <w:t>Puede no tener un l-valor definido o ser de solo lectura</w:t>
+            </w:r>
+          </w:p>
+        </w:tc>
+      </w:tr>
+      <w:tr>
+        <w:tc>
+          <w:tcPr>
+            <w:tcW w:w="3192" w:type="dxa"/>
+          </w:tcPr>
+          <w:p>
+            <w:pPr>
+              <w:pStyle w:val="Prrafodelista"/>
+              <w:ind w:left="0"/>
+              <w:jc w:val="both"/>
+            </w:pPr>
+            <w:r>
+              <w:t>R-Valor</w:t>
+            </w:r>
+          </w:p>
+        </w:tc>
+        <w:tc>
+          <w:tcPr>
+            <w:tcW w:w="3192" w:type="dxa"/>
+          </w:tcPr>
+          <w:p>
+            <w:pPr>
+              <w:pStyle w:val="Prrafodelista"/>
+              <w:ind w:left="0"/>
+              <w:jc w:val="both"/>
+            </w:pPr>
+            <w:proofErr w:type="spellStart"/>
+            <w:r>
+              <w:t>Dinamico</w:t>
+            </w:r>
+            <w:proofErr w:type="spellEnd"/>
+            <w:r>
+              <w:t>: Puede cambiar mediante asignaciones</w:t>
+            </w:r>
+          </w:p>
+        </w:tc>
+        <w:tc>
+          <w:tcPr>
+            <w:tcW w:w="3192" w:type="dxa"/>
+          </w:tcPr>
+          <w:p>
+            <w:pPr>
+              <w:pStyle w:val="Prrafodelista"/>
+              <w:ind w:left="0"/>
+              <w:jc w:val="both"/>
+            </w:pPr>
+            <w:proofErr w:type="spellStart"/>
+            <w:r>
+              <w:t>Estatico</w:t>
+            </w:r>
+            <w:proofErr w:type="spellEnd"/>
+            <w:r>
+              <w:t>: No puede cambiar una vez definido</w:t>
+            </w:r>
+          </w:p>
+        </w:tc>
+      </w:tr>
+      <w:tr>
+        <w:tc>
+          <w:tcPr>
+            <w:tcW w:w="3192" w:type="dxa"/>
+          </w:tcPr>
+          <w:p>
+            <w:pPr>
+              <w:pStyle w:val="Prrafodelista"/>
+              <w:ind w:left="0"/>
+              <w:jc w:val="both"/>
+            </w:pPr>
+            <w:r>
+              <w:t>Momento de Ligadura</w:t>
+            </w:r>
+          </w:p>
+        </w:tc>
+        <w:tc>
+          <w:tcPr>
+            <w:tcW w:w="3192" w:type="dxa"/>
+          </w:tcPr>
+          <w:p>
+            <w:pPr>
+              <w:pStyle w:val="Prrafodelista"/>
+              <w:ind w:left="0"/>
+              <w:jc w:val="both"/>
+            </w:pPr>
+            <w:r>
+              <w:t>El l-valor se liga antes de la ejecución</w:t>
+            </w:r>
+          </w:p>
+        </w:tc>
+        <w:tc>
+          <w:tcPr>
+            <w:tcW w:w="3192" w:type="dxa"/>
+          </w:tcPr>
+          <w:p>
+            <w:pPr>
+              <w:pStyle w:val="Prrafodelista"/>
+              <w:ind w:left="0"/>
+              <w:jc w:val="both"/>
+            </w:pPr>
+            <w:r>
+              <w:t>El r-valor se liga en compilación o al inicio</w:t>
+            </w:r>
+          </w:p>
+        </w:tc>
+      </w:tr>
+      <w:tr>
+        <w:tc>
+          <w:tcPr>
+            <w:tcW w:w="3192" w:type="dxa"/>
+          </w:tcPr>
+          <w:p>
+            <w:pPr>
+              <w:pStyle w:val="Prrafodelista"/>
+              <w:ind w:left="0"/>
+              <w:jc w:val="both"/>
+            </w:pPr>
+            <w:r>
+              <w:t>Ejemplo de uso</w:t>
+            </w:r>
+          </w:p>
+        </w:tc>
+        <w:tc>
+          <w:tcPr>
+            <w:tcW w:w="3192" w:type="dxa"/>
+          </w:tcPr>
+          <w:p>
+            <w:pPr>
+              <w:pStyle w:val="Prrafodelista"/>
+              <w:ind w:left="0"/>
+              <w:jc w:val="both"/>
+            </w:pPr>
+            <w:r>
+              <w:t>Un contador de visitas en una función que debe persistir</w:t>
+            </w:r>
+          </w:p>
+        </w:tc>
+        <w:tc>
+          <w:tcPr>
+            <w:tcW w:w="3192" w:type="dxa"/>
+          </w:tcPr>
+          <w:p>
+            <w:pPr>
+              <w:pStyle w:val="Prrafodelista"/>
+              <w:ind w:left="0"/>
+              <w:jc w:val="both"/>
+            </w:pPr>
+            <w:r>
+              <w:t>El valor de Pi o la gravedad terrestre</w:t>
+            </w:r>
+          </w:p>
+        </w:tc>
+      </w:tr>
+    </w:tbl>
+    <w:p>
+      <w:pPr>
+        <w:pStyle w:val="Prrafodelista"/>
+        <w:jc w:val="both"/>
+      </w:pPr>
+    </w:p>
+    <w:p>
+      <w:pPr>
+        <w:pStyle w:val="Prrafodelista"/>
+        <w:numPr>
+          <w:ilvl w:val="0"/>
+          <w:numId w:val="1"/>
+        </w:numPr>
+        <w:jc w:val="both"/>
+      </w:pPr>
+      <w:r>
+        <w:t xml:space="preserve">A) </w:t>
+      </w:r>
+      <w:r>
+        <w:t>Constantes numéricas</w:t>
+      </w:r>
+      <w:r>
+        <w:t xml:space="preserve"> (</w:t>
+      </w:r>
+      <w:proofErr w:type="spellStart"/>
+      <w:r>
+        <w:t>Named</w:t>
+      </w:r>
+      <w:proofErr w:type="spellEnd"/>
+      <w:r>
+        <w:t xml:space="preserve"> </w:t>
+      </w:r>
+      <w:proofErr w:type="spellStart"/>
+      <w:r>
+        <w:t>numbers</w:t>
+      </w:r>
+      <w:proofErr w:type="spellEnd"/>
+      <w:r>
+        <w:t>)</w:t>
+      </w:r>
+      <w:r>
+        <w:t xml:space="preserve">: </w:t>
+      </w:r>
+      <w:r>
+        <w:t xml:space="preserve">estas se declaran sin especificar un tipo de dato (solo con la </w:t>
+      </w:r>
+      <w:proofErr w:type="spellStart"/>
+      <w:r>
+        <w:t>parabra</w:t>
+      </w:r>
+      <w:proofErr w:type="spellEnd"/>
+      <w:r>
+        <w:t xml:space="preserve"> </w:t>
+      </w:r>
+      <w:proofErr w:type="spellStart"/>
+      <w:r>
+        <w:t>contant</w:t>
+      </w:r>
+      <w:proofErr w:type="spellEnd"/>
+      <w:r>
+        <w:t xml:space="preserve"> seguida </w:t>
+      </w:r>
+      <w:proofErr w:type="gramStart"/>
+      <w:r>
+        <w:t>de :</w:t>
+      </w:r>
+      <w:proofErr w:type="gramEnd"/>
+      <w:r>
+        <w:t>= ).</w:t>
+      </w:r>
+    </w:p>
+    <w:p>
+      <w:pPr>
+        <w:pStyle w:val="Prrafodelista"/>
+        <w:jc w:val="both"/>
+      </w:pPr>
+      <w:r>
+        <w:t>Constantes Comunes (</w:t>
+      </w:r>
+      <w:proofErr w:type="spellStart"/>
+      <w:r>
+        <w:t>Ordinary</w:t>
+      </w:r>
+      <w:proofErr w:type="spellEnd"/>
+      <w:r>
+        <w:t xml:space="preserve"> </w:t>
+      </w:r>
+      <w:proofErr w:type="spellStart"/>
+      <w:r>
+        <w:t>Constants</w:t>
+      </w:r>
+      <w:proofErr w:type="spellEnd"/>
+      <w:r>
+        <w:t xml:space="preserve">): se declaran especificando un tipo de dato de forma </w:t>
+      </w:r>
+      <w:proofErr w:type="spellStart"/>
+      <w:r>
+        <w:t>explicita</w:t>
+      </w:r>
+      <w:proofErr w:type="spellEnd"/>
+      <w:r>
+        <w:t xml:space="preserve"> (ej. </w:t>
+      </w:r>
+      <w:proofErr w:type="spellStart"/>
+      <w:r>
+        <w:t>Float</w:t>
+      </w:r>
+      <w:proofErr w:type="spellEnd"/>
+      <w:r>
+        <w:t xml:space="preserve">, </w:t>
+      </w:r>
+      <w:proofErr w:type="spellStart"/>
+      <w:r>
+        <w:t>Integer</w:t>
+      </w:r>
+      <w:proofErr w:type="spellEnd"/>
+      <w:r>
+        <w:t>)</w:t>
+      </w:r>
+    </w:p>
+    <w:p>
+      <w:pPr>
+        <w:pStyle w:val="Prrafodelista"/>
+        <w:jc w:val="both"/>
+      </w:pPr>
+      <w:r>
+        <w:t>B)</w:t>
+      </w:r>
+    </w:p>
+    <w:tbl>
+      <w:tblPr>
+        <w:tblStyle w:val="Tablaconcuadrcula"/>
+        <w:tblW w:w="0" w:type="auto"/>
+        <w:tblInd w:w="720" w:type="dxa"/>
+        <w:tblLook w:val="04A0"/>
+      </w:tblPr>
+      <w:tblGrid>
+        <w:gridCol w:w="2953"/>
+        <w:gridCol w:w="2936"/>
+        <w:gridCol w:w="2967"/>
+      </w:tblGrid>
+      <w:tr>
+        <w:tc>
+          <w:tcPr>
+            <w:tcW w:w="3192" w:type="dxa"/>
+          </w:tcPr>
+          <w:p>
+            <w:pPr>
+              <w:pStyle w:val="Prrafodelista"/>
+              <w:ind w:left="0"/>
+              <w:jc w:val="both"/>
+            </w:pPr>
+            <w:r>
+              <w:t>Declaración</w:t>
+            </w:r>
+          </w:p>
+        </w:tc>
+        <w:tc>
+          <w:tcPr>
+            <w:tcW w:w="3192" w:type="dxa"/>
+          </w:tcPr>
+          <w:p>
+            <w:pPr>
+              <w:pStyle w:val="Prrafodelista"/>
+              <w:ind w:left="0"/>
+              <w:jc w:val="both"/>
+            </w:pPr>
+            <w:r>
+              <w:t>Tipo</w:t>
+            </w:r>
+          </w:p>
+        </w:tc>
+        <w:tc>
+          <w:tcPr>
+            <w:tcW w:w="3192" w:type="dxa"/>
+          </w:tcPr>
+          <w:p>
+            <w:pPr>
+              <w:pStyle w:val="Prrafodelista"/>
+              <w:ind w:left="0"/>
+              <w:jc w:val="both"/>
+            </w:pPr>
+            <w:r>
+              <w:t>Momento de ligadura</w:t>
+            </w:r>
+          </w:p>
+        </w:tc>
+      </w:tr>
+      <w:tr>
+        <w:tc>
+          <w:tcPr>
+            <w:tcW w:w="3192" w:type="dxa"/>
+          </w:tcPr>
+          <w:p>
+            <w:pPr>
+              <w:pStyle w:val="Prrafodelista"/>
+              <w:ind w:left="0"/>
+              <w:jc w:val="both"/>
+            </w:pPr>
+            <w:r>
+              <w:t xml:space="preserve">H: </w:t>
+            </w:r>
+            <w:proofErr w:type="spellStart"/>
+            <w:r>
+              <w:t>constant</w:t>
+            </w:r>
+            <w:proofErr w:type="spellEnd"/>
+            <w:r>
+              <w:t xml:space="preserve"> </w:t>
+            </w:r>
+            <w:proofErr w:type="spellStart"/>
+            <w:r>
+              <w:t>Float</w:t>
+            </w:r>
+            <w:proofErr w:type="spellEnd"/>
+            <w:r>
+              <w:t>:= 3.5;</w:t>
+            </w:r>
+          </w:p>
+        </w:tc>
+        <w:tc>
+          <w:tcPr>
+            <w:tcW w:w="3192" w:type="dxa"/>
+          </w:tcPr>
+          <w:p>
+            <w:pPr>
+              <w:pStyle w:val="Prrafodelista"/>
+              <w:ind w:left="0"/>
+              <w:jc w:val="both"/>
+            </w:pPr>
+            <w:r>
+              <w:t xml:space="preserve">Constante Común (tiene el tipo </w:t>
+            </w:r>
+            <w:proofErr w:type="spellStart"/>
+            <w:r>
+              <w:t>Float</w:t>
+            </w:r>
+            <w:proofErr w:type="spellEnd"/>
+            <w:r>
+              <w:t>)</w:t>
+            </w:r>
+          </w:p>
+        </w:tc>
+        <w:tc>
+          <w:tcPr>
+            <w:tcW w:w="3192" w:type="dxa"/>
+          </w:tcPr>
+          <w:p>
+            <w:pPr>
+              <w:pStyle w:val="Prrafodelista"/>
+              <w:ind w:left="0"/>
+              <w:jc w:val="both"/>
+            </w:pPr>
+            <w:r>
+              <w:t>Tiempo de Ejecución: En Ada las constante con tipo se inicializan cuando se “elabora” la declaración al ejecutar el programa</w:t>
+            </w:r>
+          </w:p>
+        </w:tc>
+      </w:tr>
+      <w:tr>
+        <w:tc>
+          <w:tcPr>
+            <w:tcW w:w="3192" w:type="dxa"/>
+          </w:tcPr>
+          <w:p>
+            <w:pPr>
+              <w:pStyle w:val="Prrafodelista"/>
+              <w:ind w:left="0"/>
+              <w:jc w:val="both"/>
+            </w:pPr>
+            <w:r>
+              <w:t xml:space="preserve">I: </w:t>
+            </w:r>
+            <w:proofErr w:type="spellStart"/>
+            <w:r>
+              <w:t>constant</w:t>
+            </w:r>
+            <w:proofErr w:type="spellEnd"/>
+            <w:r>
+              <w:t>:= 2</w:t>
+            </w:r>
+          </w:p>
+        </w:tc>
+        <w:tc>
+          <w:tcPr>
+            <w:tcW w:w="3192" w:type="dxa"/>
+          </w:tcPr>
+          <w:p>
+            <w:pPr>
+              <w:pStyle w:val="Prrafodelista"/>
+              <w:ind w:left="0"/>
+              <w:jc w:val="both"/>
+            </w:pPr>
+            <w:r>
+              <w:t>Constante Numérica (no tiene el tipo explicito)</w:t>
+            </w:r>
+          </w:p>
+        </w:tc>
+        <w:tc>
+          <w:tcPr>
+            <w:tcW w:w="3192" w:type="dxa"/>
+          </w:tcPr>
+          <w:p>
+            <w:pPr>
+              <w:pStyle w:val="Prrafodelista"/>
+              <w:ind w:left="0"/>
+              <w:jc w:val="both"/>
+            </w:pPr>
+            <w:r>
+              <w:t>Tiempo de Compilación: Es un valor estático que el compilador procesa antes de generar el ejecutable.</w:t>
+            </w:r>
+          </w:p>
+        </w:tc>
+      </w:tr>
+      <w:tr>
+        <w:tc>
+          <w:tcPr>
+            <w:tcW w:w="3192" w:type="dxa"/>
+          </w:tcPr>
+          <w:p>
+            <w:pPr>
+              <w:pStyle w:val="Prrafodelista"/>
+              <w:ind w:left="0"/>
+              <w:jc w:val="both"/>
+            </w:pPr>
+            <w:r>
+              <w:t xml:space="preserve">K: </w:t>
+            </w:r>
+            <w:proofErr w:type="spellStart"/>
+            <w:r>
+              <w:t>constant</w:t>
+            </w:r>
+            <w:proofErr w:type="spellEnd"/>
+            <w:r>
+              <w:t xml:space="preserve"> </w:t>
+            </w:r>
+            <w:proofErr w:type="spellStart"/>
+            <w:r>
+              <w:t>float</w:t>
+            </w:r>
+            <w:proofErr w:type="spellEnd"/>
+            <w:r>
+              <w:t>:= H * I</w:t>
+            </w:r>
+          </w:p>
+        </w:tc>
+        <w:tc>
+          <w:tcPr>
+            <w:tcW w:w="3192" w:type="dxa"/>
+          </w:tcPr>
+          <w:p>
+            <w:pPr>
+              <w:pStyle w:val="Prrafodelista"/>
+              <w:ind w:left="0"/>
+              <w:jc w:val="both"/>
+            </w:pPr>
+            <w:r>
+              <w:t xml:space="preserve">Constante Común (Tipo </w:t>
+            </w:r>
+            <w:proofErr w:type="spellStart"/>
+            <w:r>
+              <w:t>float</w:t>
+            </w:r>
+            <w:proofErr w:type="spellEnd"/>
+            <w:r>
+              <w:t>)</w:t>
+            </w:r>
+          </w:p>
+        </w:tc>
+        <w:tc>
+          <w:tcPr>
+            <w:tcW w:w="3192" w:type="dxa"/>
+          </w:tcPr>
+          <w:p>
+            <w:pPr>
+              <w:pStyle w:val="Prrafodelista"/>
+              <w:ind w:left="0"/>
+              <w:jc w:val="both"/>
+            </w:pPr>
+            <w:r>
+              <w:t>Tiempo de Ejecución: Al ser una constante común y depender de una expresión que incluye a H (que es otra común), el cálculo del resultado y la ligadura del r-valor ocurren en el momento en que se entra al bloque de código</w:t>
+            </w:r>
+          </w:p>
+        </w:tc>
+      </w:tr>
+    </w:tbl>
+    <w:p>
+      <w:pPr>
+        <w:pStyle w:val="Prrafodelista"/>
+        <w:jc w:val="both"/>
+      </w:pPr>
+    </w:p>
+    <w:p>
+      <w:pPr>
+        <w:pStyle w:val="Prrafodelista"/>
+        <w:numPr>
+          <w:ilvl w:val="0"/>
+          <w:numId w:val="1"/>
+        </w:numPr>
+        <w:jc w:val="both"/>
+      </w:pPr>
+      <w:r>
+        <w:t xml:space="preserve">En ambos casos, en cuanto a la locación en memoria es la misma: en ambos se asigna en el segmento de datos (no en la pila) y su tiempo de vida es durante todo el programa. En lo que cambia es en el alcance, ya que el original es global (está al alcance de todo el programa) mientras que al cambiarlo, solo es visible por </w:t>
+      </w:r>
+      <w:proofErr w:type="gramStart"/>
+      <w:r>
+        <w:t>func1(</w:t>
+      </w:r>
+      <w:proofErr w:type="gramEnd"/>
+      <w:r>
+        <w:t>).</w:t>
+      </w:r>
+    </w:p>
+    <w:p>
+      <w:pPr>
+        <w:pStyle w:val="Prrafodelista"/>
+        <w:numPr>
+          <w:ilvl w:val="0"/>
+          <w:numId w:val="1"/>
+        </w:numPr>
+        <w:jc w:val="both"/>
+      </w:pPr>
+      <w:r>
+        <w:lastRenderedPageBreak/>
+        <w:t>Globales:</w:t>
+      </w:r>
+    </w:p>
+    <w:p>
+      <w:pPr>
+        <w:pStyle w:val="Prrafodelista"/>
+        <w:numPr>
+          <w:ilvl w:val="0"/>
+          <w:numId w:val="4"/>
+        </w:numPr>
+        <w:jc w:val="both"/>
+      </w:pPr>
+      <w:proofErr w:type="spellStart"/>
+      <w:r>
+        <w:t>Public</w:t>
+      </w:r>
+      <w:proofErr w:type="spellEnd"/>
+      <w:r>
+        <w:t xml:space="preserve"> </w:t>
+      </w:r>
+      <w:proofErr w:type="spellStart"/>
+      <w:r>
+        <w:t>static</w:t>
+      </w:r>
+      <w:proofErr w:type="spellEnd"/>
+      <w:r>
+        <w:t xml:space="preserve"> </w:t>
+      </w:r>
+      <w:proofErr w:type="spellStart"/>
+      <w:r>
+        <w:t>int</w:t>
+      </w:r>
+      <w:proofErr w:type="spellEnd"/>
+      <w:r>
+        <w:t xml:space="preserve"> </w:t>
+      </w:r>
+      <w:proofErr w:type="spellStart"/>
+      <w:r>
+        <w:t>cantTotalPersonas</w:t>
+      </w:r>
+      <w:proofErr w:type="spellEnd"/>
+    </w:p>
+    <w:p>
+      <w:pPr>
+        <w:pStyle w:val="Prrafodelista"/>
+        <w:numPr>
+          <w:ilvl w:val="0"/>
+          <w:numId w:val="4"/>
+        </w:numPr>
+        <w:jc w:val="both"/>
+      </w:pPr>
+      <w:proofErr w:type="spellStart"/>
+      <w:r>
+        <w:t>Public</w:t>
+      </w:r>
+      <w:proofErr w:type="spellEnd"/>
+      <w:r>
+        <w:t xml:space="preserve"> </w:t>
+      </w:r>
+      <w:proofErr w:type="spellStart"/>
+      <w:r>
+        <w:t>static</w:t>
+      </w:r>
+      <w:proofErr w:type="spellEnd"/>
+      <w:r>
+        <w:t xml:space="preserve"> </w:t>
+      </w:r>
+      <w:proofErr w:type="spellStart"/>
+      <w:r>
+        <w:t>int</w:t>
+      </w:r>
+      <w:proofErr w:type="spellEnd"/>
+      <w:r>
+        <w:t xml:space="preserve"> </w:t>
+      </w:r>
+      <w:proofErr w:type="spellStart"/>
+      <w:r>
+        <w:t>nro</w:t>
+      </w:r>
+      <w:proofErr w:type="spellEnd"/>
+    </w:p>
+    <w:p>
+      <w:pPr>
+        <w:ind w:left="720"/>
+        <w:jc w:val="both"/>
+      </w:pPr>
+      <w:r>
+        <w:t>Locales:</w:t>
+      </w:r>
+    </w:p>
+    <w:p>
+      <w:pPr>
+        <w:pStyle w:val="Prrafodelista"/>
+        <w:numPr>
+          <w:ilvl w:val="0"/>
+          <w:numId w:val="5"/>
+        </w:numPr>
+        <w:jc w:val="both"/>
+      </w:pPr>
+      <w:proofErr w:type="spellStart"/>
+      <w:r>
+        <w:t>Public</w:t>
+      </w:r>
+      <w:proofErr w:type="spellEnd"/>
+      <w:r>
+        <w:t xml:space="preserve"> </w:t>
+      </w:r>
+      <w:proofErr w:type="spellStart"/>
+      <w:r>
+        <w:t>long</w:t>
+      </w:r>
+      <w:proofErr w:type="spellEnd"/>
+      <w:r>
+        <w:t xml:space="preserve"> id</w:t>
+      </w:r>
+    </w:p>
+    <w:p>
+      <w:pPr>
+        <w:pStyle w:val="Prrafodelista"/>
+        <w:numPr>
+          <w:ilvl w:val="0"/>
+          <w:numId w:val="5"/>
+        </w:numPr>
+        <w:jc w:val="both"/>
+      </w:pPr>
+      <w:proofErr w:type="spellStart"/>
+      <w:r>
+        <w:t>Public</w:t>
+      </w:r>
+      <w:proofErr w:type="spellEnd"/>
+      <w:r>
+        <w:t xml:space="preserve"> </w:t>
+      </w:r>
+      <w:proofErr w:type="spellStart"/>
+      <w:r>
+        <w:t>string</w:t>
+      </w:r>
+      <w:proofErr w:type="spellEnd"/>
+      <w:r>
+        <w:t xml:space="preserve"> </w:t>
+      </w:r>
+      <w:proofErr w:type="spellStart"/>
+      <w:r>
+        <w:t>nombreApellido</w:t>
+      </w:r>
+      <w:proofErr w:type="spellEnd"/>
+    </w:p>
+    <w:p>
+      <w:pPr>
+        <w:pStyle w:val="Prrafodelista"/>
+        <w:numPr>
+          <w:ilvl w:val="0"/>
+          <w:numId w:val="5"/>
+        </w:numPr>
+        <w:jc w:val="both"/>
+      </w:pPr>
+      <w:proofErr w:type="spellStart"/>
+      <w:r>
+        <w:t>Public</w:t>
+      </w:r>
+      <w:proofErr w:type="spellEnd"/>
+      <w:r>
+        <w:t xml:space="preserve"> Domicilio </w:t>
+      </w:r>
+      <w:proofErr w:type="spellStart"/>
+      <w:r>
+        <w:t>domicilio</w:t>
+      </w:r>
+      <w:proofErr w:type="spellEnd"/>
+    </w:p>
+    <w:p>
+      <w:pPr>
+        <w:pStyle w:val="Prrafodelista"/>
+        <w:numPr>
+          <w:ilvl w:val="0"/>
+          <w:numId w:val="5"/>
+        </w:numPr>
+        <w:jc w:val="both"/>
+      </w:pPr>
+      <w:r>
+        <w:t xml:space="preserve">Prívate </w:t>
+      </w:r>
+      <w:proofErr w:type="spellStart"/>
+      <w:r>
+        <w:t>String</w:t>
+      </w:r>
+      <w:proofErr w:type="spellEnd"/>
+      <w:r>
+        <w:t xml:space="preserve"> </w:t>
+      </w:r>
+      <w:proofErr w:type="spellStart"/>
+      <w:r>
+        <w:t>dni</w:t>
+      </w:r>
+      <w:proofErr w:type="spellEnd"/>
+      <w:r>
+        <w:t>;</w:t>
+      </w:r>
+    </w:p>
+    <w:p>
+      <w:pPr>
+        <w:pStyle w:val="Prrafodelista"/>
+        <w:numPr>
+          <w:ilvl w:val="0"/>
+          <w:numId w:val="5"/>
+        </w:numPr>
+        <w:jc w:val="both"/>
+      </w:pPr>
+      <w:proofErr w:type="spellStart"/>
+      <w:r>
+        <w:t>Public</w:t>
+      </w:r>
+      <w:proofErr w:type="spellEnd"/>
+      <w:r>
+        <w:t xml:space="preserve"> </w:t>
+      </w:r>
+      <w:proofErr w:type="spellStart"/>
+      <w:r>
+        <w:t>string</w:t>
+      </w:r>
+      <w:proofErr w:type="spellEnd"/>
+      <w:r>
+        <w:t xml:space="preserve"> </w:t>
+      </w:r>
+      <w:proofErr w:type="spellStart"/>
+      <w:r>
+        <w:t>fechaNac</w:t>
+      </w:r>
+      <w:proofErr w:type="spellEnd"/>
+    </w:p>
+    <w:p>
+      <w:pPr>
+        <w:pStyle w:val="Prrafodelista"/>
+        <w:numPr>
+          <w:ilvl w:val="0"/>
+          <w:numId w:val="5"/>
+        </w:numPr>
+        <w:jc w:val="both"/>
+      </w:pPr>
+      <w:proofErr w:type="spellStart"/>
+      <w:r>
+        <w:t>Public</w:t>
+      </w:r>
+      <w:proofErr w:type="spellEnd"/>
+      <w:r>
+        <w:t xml:space="preserve"> </w:t>
+      </w:r>
+      <w:proofErr w:type="spellStart"/>
+      <w:r>
+        <w:t>long</w:t>
+      </w:r>
+      <w:proofErr w:type="spellEnd"/>
+      <w:r>
+        <w:t xml:space="preserve"> id</w:t>
+      </w:r>
+    </w:p>
+    <w:p>
+      <w:pPr>
+        <w:pStyle w:val="Prrafodelista"/>
+        <w:numPr>
+          <w:ilvl w:val="0"/>
+          <w:numId w:val="5"/>
+        </w:numPr>
+        <w:jc w:val="both"/>
+      </w:pPr>
+      <w:proofErr w:type="spellStart"/>
+      <w:r>
+        <w:t>Public</w:t>
+      </w:r>
+      <w:proofErr w:type="spellEnd"/>
+      <w:r>
+        <w:t xml:space="preserve"> </w:t>
+      </w:r>
+      <w:proofErr w:type="spellStart"/>
+      <w:r>
+        <w:t>string</w:t>
+      </w:r>
+      <w:proofErr w:type="spellEnd"/>
+      <w:r>
+        <w:t xml:space="preserve"> calle</w:t>
+      </w:r>
+    </w:p>
+    <w:p>
+      <w:pPr>
+        <w:pStyle w:val="Prrafodelista"/>
+        <w:numPr>
+          <w:ilvl w:val="0"/>
+          <w:numId w:val="5"/>
+        </w:numPr>
+        <w:jc w:val="both"/>
+      </w:pPr>
+      <w:proofErr w:type="spellStart"/>
+      <w:r>
+        <w:t>Public</w:t>
+      </w:r>
+      <w:proofErr w:type="spellEnd"/>
+      <w:r>
+        <w:t xml:space="preserve"> Localidad </w:t>
+      </w:r>
+      <w:proofErr w:type="spellStart"/>
+      <w:r>
+        <w:t>loc</w:t>
+      </w:r>
+      <w:proofErr w:type="spellEnd"/>
+    </w:p>
+    <w:p>
+      <w:pPr>
+        <w:pStyle w:val="Prrafodelista"/>
+        <w:numPr>
+          <w:ilvl w:val="0"/>
+          <w:numId w:val="1"/>
+        </w:numPr>
+        <w:jc w:val="both"/>
+      </w:pPr>
+      <w:r>
+        <w:t xml:space="preserve">A) </w:t>
+      </w:r>
+      <w:r>
+        <w:t>I: 1-15</w:t>
+      </w:r>
+    </w:p>
+    <w:p>
+      <w:pPr>
+        <w:pStyle w:val="Prrafodelista"/>
+        <w:jc w:val="both"/>
+      </w:pPr>
+      <w:r>
+        <w:t>H: 1-15</w:t>
+      </w:r>
+    </w:p>
+    <w:p>
+      <w:pPr>
+        <w:pStyle w:val="Prrafodelista"/>
+        <w:jc w:val="both"/>
+      </w:pPr>
+      <w:proofErr w:type="spellStart"/>
+      <w:r>
+        <w:t>Mipuntero</w:t>
+      </w:r>
+      <w:proofErr w:type="spellEnd"/>
+      <w:r>
+        <w:t>: 1-15</w:t>
+      </w:r>
+    </w:p>
+    <w:p>
+      <w:pPr>
+        <w:pStyle w:val="Prrafodelista"/>
+        <w:jc w:val="both"/>
+      </w:pPr>
+      <w:proofErr w:type="spellStart"/>
+      <w:r>
+        <w:t>Mipuntero</w:t>
+      </w:r>
+      <w:proofErr w:type="spellEnd"/>
+      <w:r>
+        <w:t>^:9-12</w:t>
+      </w:r>
+    </w:p>
+    <w:p>
+      <w:pPr>
+        <w:pStyle w:val="Prrafodelista"/>
+        <w:jc w:val="both"/>
+      </w:pPr>
+      <w:r>
+        <w:t>B) i: 5-15</w:t>
+      </w:r>
+    </w:p>
+    <w:p>
+      <w:pPr>
+        <w:pStyle w:val="Prrafodelista"/>
+        <w:jc w:val="both"/>
+      </w:pPr>
+      <w:r>
+        <w:t>H: 6-15</w:t>
+      </w:r>
+    </w:p>
+    <w:p>
+      <w:pPr>
+        <w:pStyle w:val="Prrafodelista"/>
+        <w:jc w:val="both"/>
+      </w:pPr>
+      <w:proofErr w:type="spellStart"/>
+      <w:r>
+        <w:t>Mipuntero</w:t>
+      </w:r>
+      <w:proofErr w:type="spellEnd"/>
+      <w:r>
+        <w:t>: 4-15</w:t>
+      </w:r>
+    </w:p>
+    <w:p>
+      <w:pPr>
+        <w:pStyle w:val="Prrafodelista"/>
+        <w:jc w:val="both"/>
+      </w:pPr>
+      <w:proofErr w:type="spellStart"/>
+      <w:r>
+        <w:t>Mipuntero</w:t>
+      </w:r>
+      <w:proofErr w:type="spellEnd"/>
+      <w:r>
+        <w:t>^: 4-15</w:t>
+      </w:r>
+    </w:p>
+    <w:p>
+      <w:pPr>
+        <w:pStyle w:val="Prrafodelista"/>
+        <w:jc w:val="both"/>
+      </w:pPr>
+      <w:r>
+        <w:t xml:space="preserve">C) No presenta error ya que se le asigna la suma del valor de la variable a la que apunta el puntero antes de que se le haga </w:t>
+      </w:r>
+      <w:proofErr w:type="spellStart"/>
+      <w:r>
+        <w:t>dispose</w:t>
+      </w:r>
+      <w:proofErr w:type="spellEnd"/>
+      <w:r>
+        <w:t xml:space="preserve"> con el valor de la variable i</w:t>
+      </w:r>
+    </w:p>
+    <w:p>
+      <w:pPr>
+        <w:pStyle w:val="Prrafodelista"/>
+        <w:jc w:val="both"/>
+      </w:pPr>
+      <w:r>
+        <w:t xml:space="preserve">D) Si, ya que </w:t>
+      </w:r>
+      <w:proofErr w:type="spellStart"/>
+      <w:r>
+        <w:t>mipuntero</w:t>
+      </w:r>
+      <w:proofErr w:type="spellEnd"/>
+      <w:r>
+        <w:t xml:space="preserve"> se le realizo un </w:t>
+      </w:r>
+      <w:proofErr w:type="spellStart"/>
+      <w:r>
+        <w:t>dispose</w:t>
+      </w:r>
+      <w:proofErr w:type="spellEnd"/>
+      <w:r>
+        <w:t xml:space="preserve"> previamente y tiene como valor </w:t>
+      </w:r>
+      <w:proofErr w:type="spellStart"/>
+      <w:r>
+        <w:t>nil</w:t>
+      </w:r>
+      <w:proofErr w:type="spellEnd"/>
+      <w:r>
+        <w:t xml:space="preserve">. </w:t>
+      </w:r>
+      <w:proofErr w:type="spellStart"/>
+      <w:r>
+        <w:t>Asi</w:t>
+      </w:r>
+      <w:proofErr w:type="spellEnd"/>
+      <w:r>
+        <w:t xml:space="preserve"> como está no es una operación valida.</w:t>
+      </w:r>
+    </w:p>
+    <w:p>
+      <w:pPr>
+        <w:pStyle w:val="Prrafodelista"/>
+        <w:jc w:val="both"/>
+      </w:pPr>
+      <w:r>
+        <w:t xml:space="preserve">E) </w:t>
+      </w:r>
+      <w:r>
+        <w:t>El programa principal se puede considerar “otra entidad” que necesita ligar los atributos de alcance y tiempo de vida para justificar las respuestas anteriores. Su declaración es global y su tiempo de vida es desde la línea 1 hasta la 15.</w:t>
+      </w:r>
+    </w:p>
+    <w:p>
+      <w:pPr>
+        <w:pStyle w:val="Prrafodelista"/>
+        <w:jc w:val="both"/>
+      </w:pPr>
+      <w:r>
+        <w:t xml:space="preserve">F)  i: automática, </w:t>
+      </w:r>
+      <w:proofErr w:type="spellStart"/>
+      <w:r>
+        <w:t>integer</w:t>
+      </w:r>
+      <w:proofErr w:type="spellEnd"/>
+    </w:p>
+    <w:p>
+      <w:pPr>
+        <w:pStyle w:val="Prrafodelista"/>
+        <w:jc w:val="both"/>
+      </w:pPr>
+      <w:r>
+        <w:t xml:space="preserve">H: automática, </w:t>
+      </w:r>
+      <w:proofErr w:type="spellStart"/>
+      <w:r>
+        <w:t>integer</w:t>
+      </w:r>
+      <w:proofErr w:type="spellEnd"/>
+    </w:p>
+    <w:p>
+      <w:pPr>
+        <w:pStyle w:val="Prrafodelista"/>
+        <w:jc w:val="both"/>
+      </w:pPr>
+      <w:proofErr w:type="spellStart"/>
+      <w:r>
+        <w:t>Mipuntero</w:t>
+      </w:r>
+      <w:proofErr w:type="spellEnd"/>
+      <w:r>
+        <w:t>: automática, puntero</w:t>
+      </w:r>
+    </w:p>
+    <w:p>
+      <w:pPr>
+        <w:pStyle w:val="Prrafodelista"/>
+        <w:jc w:val="both"/>
+      </w:pPr>
+      <w:proofErr w:type="spellStart"/>
+      <w:r>
+        <w:t>Mipuntero</w:t>
+      </w:r>
+      <w:proofErr w:type="spellEnd"/>
+      <w:r>
+        <w:t xml:space="preserve">^: dinámica, </w:t>
+      </w:r>
+      <w:proofErr w:type="spellStart"/>
+      <w:r>
+        <w:t>integer</w:t>
+      </w:r>
+      <w:proofErr w:type="spellEnd"/>
+    </w:p>
+    <w:p>
+      <w:pPr>
+        <w:pStyle w:val="Prrafodelista"/>
+        <w:numPr>
+          <w:ilvl w:val="0"/>
+          <w:numId w:val="1"/>
+        </w:numPr>
+        <w:jc w:val="both"/>
+      </w:pPr>
+    </w:p>
+    <w:p>
+      <w:pPr>
+        <w:pStyle w:val="Prrafodelista"/>
+        <w:jc w:val="both"/>
+      </w:pPr>
+    </w:p>
     <w:sectPr>
       <w:pgSz w:w="12240" w:h="15840"/>
       <w:pgMar w:top="1440" w:right="1440" w:bottom="1440" w:left="1440" w:header="720" w:footer="720" w:gutter="0"/>
@@ -1500,6 +2738,232 @@
       </w:rPr>
     </w:lvl>
   </w:abstractNum>
+  <w:abstractNum w:abstractNumId="3">
+    <w:nsid w:val="641B29F5"/>
+    <w:multiLevelType w:val="hybridMultilevel"/>
+    <w:tmpl w:val="B386930C"/>
+    <w:lvl w:ilvl="0" w:tplc="04090001">
+      <w:start w:val="1"/>
+      <w:numFmt w:val="bullet"/>
+      <w:lvlText w:val=""/>
+      <w:lvlJc w:val="left"/>
+      <w:pPr>
+        <w:ind w:left="1440" w:hanging="360"/>
+      </w:pPr>
+      <w:rPr>
+        <w:rFonts w:ascii="Symbol" w:hAnsi="Symbol" w:hint="default"/>
+      </w:rPr>
+    </w:lvl>
+    <w:lvl w:ilvl="1" w:tplc="04090003" w:tentative="1">
+      <w:start w:val="1"/>
+      <w:numFmt w:val="bullet"/>
+      <w:lvlText w:val="o"/>
+      <w:lvlJc w:val="left"/>
+      <w:pPr>
+        <w:ind w:left="2160" w:hanging="360"/>
+      </w:pPr>
+      <w:rPr>
+        <w:rFonts w:ascii="Courier New" w:hAnsi="Courier New" w:cs="Courier New" w:hint="default"/>
+      </w:rPr>
+    </w:lvl>
+    <w:lvl w:ilvl="2" w:tplc="04090005" w:tentative="1">
+      <w:start w:val="1"/>
+      <w:numFmt w:val="bullet"/>
+      <w:lvlText w:val=""/>
+      <w:lvlJc w:val="left"/>
+      <w:pPr>
+        <w:ind w:left="2880" w:hanging="360"/>
+      </w:pPr>
+      <w:rPr>
+        <w:rFonts w:ascii="Wingdings" w:hAnsi="Wingdings" w:hint="default"/>
+      </w:rPr>
+    </w:lvl>
+    <w:lvl w:ilvl="3" w:tplc="04090001" w:tentative="1">
+      <w:start w:val="1"/>
+      <w:numFmt w:val="bullet"/>
+      <w:lvlText w:val=""/>
+      <w:lvlJc w:val="left"/>
+      <w:pPr>
+        <w:ind w:left="3600" w:hanging="360"/>
+      </w:pPr>
+      <w:rPr>
+        <w:rFonts w:ascii="Symbol" w:hAnsi="Symbol" w:hint="default"/>
+      </w:rPr>
+    </w:lvl>
+    <w:lvl w:ilvl="4" w:tplc="04090003" w:tentative="1">
+      <w:start w:val="1"/>
+      <w:numFmt w:val="bullet"/>
+      <w:lvlText w:val="o"/>
+      <w:lvlJc w:val="left"/>
+      <w:pPr>
+        <w:ind w:left="4320" w:hanging="360"/>
+      </w:pPr>
+      <w:rPr>
+        <w:rFonts w:ascii="Courier New" w:hAnsi="Courier New" w:cs="Courier New" w:hint="default"/>
+      </w:rPr>
+    </w:lvl>
+    <w:lvl w:ilvl="5" w:tplc="04090005" w:tentative="1">
+      <w:start w:val="1"/>
+      <w:numFmt w:val="bullet"/>
+      <w:lvlText w:val=""/>
+      <w:lvlJc w:val="left"/>
+      <w:pPr>
+        <w:ind w:left="5040" w:hanging="360"/>
+      </w:pPr>
+      <w:rPr>
+        <w:rFonts w:ascii="Wingdings" w:hAnsi="Wingdings" w:hint="default"/>
+      </w:rPr>
+    </w:lvl>
+    <w:lvl w:ilvl="6" w:tplc="04090001" w:tentative="1">
+      <w:start w:val="1"/>
+      <w:numFmt w:val="bullet"/>
+      <w:lvlText w:val=""/>
+      <w:lvlJc w:val="left"/>
+      <w:pPr>
+        <w:ind w:left="5760" w:hanging="360"/>
+      </w:pPr>
+      <w:rPr>
+        <w:rFonts w:ascii="Symbol" w:hAnsi="Symbol" w:hint="default"/>
+      </w:rPr>
+    </w:lvl>
+    <w:lvl w:ilvl="7" w:tplc="04090003" w:tentative="1">
+      <w:start w:val="1"/>
+      <w:numFmt w:val="bullet"/>
+      <w:lvlText w:val="o"/>
+      <w:lvlJc w:val="left"/>
+      <w:pPr>
+        <w:ind w:left="6480" w:hanging="360"/>
+      </w:pPr>
+      <w:rPr>
+        <w:rFonts w:ascii="Courier New" w:hAnsi="Courier New" w:cs="Courier New" w:hint="default"/>
+      </w:rPr>
+    </w:lvl>
+    <w:lvl w:ilvl="8" w:tplc="04090005" w:tentative="1">
+      <w:start w:val="1"/>
+      <w:numFmt w:val="bullet"/>
+      <w:lvlText w:val=""/>
+      <w:lvlJc w:val="left"/>
+      <w:pPr>
+        <w:ind w:left="7200" w:hanging="360"/>
+      </w:pPr>
+      <w:rPr>
+        <w:rFonts w:ascii="Wingdings" w:hAnsi="Wingdings" w:hint="default"/>
+      </w:rPr>
+    </w:lvl>
+  </w:abstractNum>
+  <w:abstractNum w:abstractNumId="4">
+    <w:nsid w:val="6AF91550"/>
+    <w:multiLevelType w:val="hybridMultilevel"/>
+    <w:tmpl w:val="9DF8AB54"/>
+    <w:lvl w:ilvl="0" w:tplc="04090001">
+      <w:start w:val="1"/>
+      <w:numFmt w:val="bullet"/>
+      <w:lvlText w:val=""/>
+      <w:lvlJc w:val="left"/>
+      <w:pPr>
+        <w:ind w:left="1440" w:hanging="360"/>
+      </w:pPr>
+      <w:rPr>
+        <w:rFonts w:ascii="Symbol" w:hAnsi="Symbol" w:hint="default"/>
+      </w:rPr>
+    </w:lvl>
+    <w:lvl w:ilvl="1" w:tplc="04090003" w:tentative="1">
+      <w:start w:val="1"/>
+      <w:numFmt w:val="bullet"/>
+      <w:lvlText w:val="o"/>
+      <w:lvlJc w:val="left"/>
+      <w:pPr>
+        <w:ind w:left="2160" w:hanging="360"/>
+      </w:pPr>
+      <w:rPr>
+        <w:rFonts w:ascii="Courier New" w:hAnsi="Courier New" w:cs="Courier New" w:hint="default"/>
+      </w:rPr>
+    </w:lvl>
+    <w:lvl w:ilvl="2" w:tplc="04090005" w:tentative="1">
+      <w:start w:val="1"/>
+      <w:numFmt w:val="bullet"/>
+      <w:lvlText w:val=""/>
+      <w:lvlJc w:val="left"/>
+      <w:pPr>
+        <w:ind w:left="2880" w:hanging="360"/>
+      </w:pPr>
+      <w:rPr>
+        <w:rFonts w:ascii="Wingdings" w:hAnsi="Wingdings" w:hint="default"/>
+      </w:rPr>
+    </w:lvl>
+    <w:lvl w:ilvl="3" w:tplc="04090001" w:tentative="1">
+      <w:start w:val="1"/>
+      <w:numFmt w:val="bullet"/>
+      <w:lvlText w:val=""/>
+      <w:lvlJc w:val="left"/>
+      <w:pPr>
+        <w:ind w:left="3600" w:hanging="360"/>
+      </w:pPr>
+      <w:rPr>
+        <w:rFonts w:ascii="Symbol" w:hAnsi="Symbol" w:hint="default"/>
+      </w:rPr>
+    </w:lvl>
+    <w:lvl w:ilvl="4" w:tplc="04090003" w:tentative="1">
+      <w:start w:val="1"/>
+      <w:numFmt w:val="bullet"/>
+      <w:lvlText w:val="o"/>
+      <w:lvlJc w:val="left"/>
+      <w:pPr>
+        <w:ind w:left="4320" w:hanging="360"/>
+      </w:pPr>
+      <w:rPr>
+        <w:rFonts w:ascii="Courier New" w:hAnsi="Courier New" w:cs="Courier New" w:hint="default"/>
+      </w:rPr>
+    </w:lvl>
+    <w:lvl w:ilvl="5" w:tplc="04090005" w:tentative="1">
+      <w:start w:val="1"/>
+      <w:numFmt w:val="bullet"/>
+      <w:lvlText w:val=""/>
+      <w:lvlJc w:val="left"/>
+      <w:pPr>
+        <w:ind w:left="5040" w:hanging="360"/>
+      </w:pPr>
+      <w:rPr>
+        <w:rFonts w:ascii="Wingdings" w:hAnsi="Wingdings" w:hint="default"/>
+      </w:rPr>
+    </w:lvl>
+    <w:lvl w:ilvl="6" w:tplc="04090001" w:tentative="1">
+      <w:start w:val="1"/>
+      <w:numFmt w:val="bullet"/>
+      <w:lvlText w:val=""/>
+      <w:lvlJc w:val="left"/>
+      <w:pPr>
+        <w:ind w:left="5760" w:hanging="360"/>
+      </w:pPr>
+      <w:rPr>
+        <w:rFonts w:ascii="Symbol" w:hAnsi="Symbol" w:hint="default"/>
+      </w:rPr>
+    </w:lvl>
+    <w:lvl w:ilvl="7" w:tplc="04090003" w:tentative="1">
+      <w:start w:val="1"/>
+      <w:numFmt w:val="bullet"/>
+      <w:lvlText w:val="o"/>
+      <w:lvlJc w:val="left"/>
+      <w:pPr>
+        <w:ind w:left="6480" w:hanging="360"/>
+      </w:pPr>
+      <w:rPr>
+        <w:rFonts w:ascii="Courier New" w:hAnsi="Courier New" w:cs="Courier New" w:hint="default"/>
+      </w:rPr>
+    </w:lvl>
+    <w:lvl w:ilvl="8" w:tplc="04090005" w:tentative="1">
+      <w:start w:val="1"/>
+      <w:numFmt w:val="bullet"/>
+      <w:lvlText w:val=""/>
+      <w:lvlJc w:val="left"/>
+      <w:pPr>
+        <w:ind w:left="7200" w:hanging="360"/>
+      </w:pPr>
+      <w:rPr>
+        <w:rFonts w:ascii="Wingdings" w:hAnsi="Wingdings" w:hint="default"/>
+      </w:rPr>
+    </w:lvl>
+  </w:abstractNum>
   <w:num w:numId="1">
     <w:abstractNumId w:val="1"/>
   </w:num>
@@ -1508,6 +2972,12 @@
   </w:num>
   <w:num w:numId="3">
     <w:abstractNumId w:val="2"/>
+  </w:num>
+  <w:num w:numId="4">
+    <w:abstractNumId w:val="4"/>
+  </w:num>
+  <w:num w:numId="5">
+    <w:abstractNumId w:val="3"/>
   </w:num>
 </w:numbering>
 </file>

--- a/TP4.docx
+++ b/TP4.docx
@@ -2404,6 +2404,660 @@
         </w:numPr>
         <w:jc w:val="both"/>
       </w:pPr>
+      <w:r>
+        <w:t xml:space="preserve">A) </w:t>
+      </w:r>
+      <w:r>
+        <w:t>Este caso ocurre típicamente cuando un identificador global es "ocultado" por una declaración local con el mismo nombre en un bloque interno. La variable global sigue existiendo en memoria (su tiempo de vida continúa), pero no puede ser referenciada por su nombre dentro de ese bloque (está fuera de alcance)</w:t>
+      </w:r>
+    </w:p>
+    <w:p>
+      <w:pPr>
+        <w:pStyle w:val="Prrafodelista"/>
+        <w:jc w:val="both"/>
+      </w:pPr>
+      <w:proofErr w:type="spellStart"/>
+      <w:r>
+        <w:t>Program</w:t>
+      </w:r>
+      <w:proofErr w:type="spellEnd"/>
+      <w:r>
+        <w:t xml:space="preserve"> </w:t>
+      </w:r>
+      <w:proofErr w:type="spellStart"/>
+      <w:r>
+        <w:t>VidaMayorAlcance</w:t>
+      </w:r>
+      <w:proofErr w:type="spellEnd"/>
+      <w:r>
+        <w:t>;</w:t>
+      </w:r>
+    </w:p>
+    <w:p>
+      <w:pPr>
+        <w:pStyle w:val="Prrafodelista"/>
+        <w:jc w:val="both"/>
+      </w:pPr>
+      <w:r>
+        <w:t xml:space="preserve">Var x: </w:t>
+      </w:r>
+      <w:proofErr w:type="spellStart"/>
+      <w:r>
+        <w:t>integer</w:t>
+      </w:r>
+      <w:proofErr w:type="spellEnd"/>
+      <w:r>
+        <w:t xml:space="preserve">; </w:t>
+      </w:r>
+      <w:proofErr w:type="gramStart"/>
+      <w:r>
+        <w:t>{ variable</w:t>
+      </w:r>
+      <w:proofErr w:type="gramEnd"/>
+      <w:r>
+        <w:t xml:space="preserve"> global: su tiempo de vida es todo el programa }</w:t>
+      </w:r>
+    </w:p>
+    <w:p>
+      <w:pPr>
+        <w:pStyle w:val="Prrafodelista"/>
+        <w:jc w:val="both"/>
+      </w:pPr>
+      <w:proofErr w:type="spellStart"/>
+      <w:r>
+        <w:t>Procedure</w:t>
+      </w:r>
+      <w:proofErr w:type="spellEnd"/>
+      <w:r>
+        <w:t xml:space="preserve"> ejemplo;</w:t>
+      </w:r>
+    </w:p>
+    <w:p>
+      <w:pPr>
+        <w:pStyle w:val="Prrafodelista"/>
+        <w:jc w:val="both"/>
+      </w:pPr>
+      <w:r>
+        <w:t xml:space="preserve">Var x: </w:t>
+      </w:r>
+      <w:proofErr w:type="spellStart"/>
+      <w:r>
+        <w:t>integer</w:t>
+      </w:r>
+      <w:proofErr w:type="spellEnd"/>
+      <w:r>
+        <w:t xml:space="preserve">; </w:t>
+      </w:r>
+      <w:proofErr w:type="gramStart"/>
+      <w:r>
+        <w:t>{ esta</w:t>
+      </w:r>
+      <w:proofErr w:type="gramEnd"/>
+      <w:r>
+        <w:t xml:space="preserve"> x local oculta a la x global }</w:t>
+      </w:r>
+    </w:p>
+    <w:p>
+      <w:pPr>
+        <w:pStyle w:val="Prrafodelista"/>
+        <w:jc w:val="both"/>
+      </w:pPr>
+      <w:proofErr w:type="spellStart"/>
+      <w:r>
+        <w:t>Begin</w:t>
+      </w:r>
+      <w:proofErr w:type="spellEnd"/>
+    </w:p>
+    <w:p>
+      <w:pPr>
+        <w:pStyle w:val="Prrafodelista"/>
+        <w:jc w:val="both"/>
+      </w:pPr>
+      <w:r>
+        <w:lastRenderedPageBreak/>
+        <w:t xml:space="preserve">X:=10; </w:t>
+      </w:r>
+      <w:proofErr w:type="gramStart"/>
+      <w:r>
+        <w:t>{ aquí</w:t>
+      </w:r>
+      <w:proofErr w:type="gramEnd"/>
+      <w:r>
+        <w:t xml:space="preserve"> se acede a la x local. La x global vive en memoria, pero está fiera de </w:t>
+      </w:r>
+      <w:proofErr w:type="gramStart"/>
+      <w:r>
+        <w:t>alcance }</w:t>
+      </w:r>
+      <w:proofErr w:type="gramEnd"/>
+    </w:p>
+    <w:p>
+      <w:pPr>
+        <w:pStyle w:val="Prrafodelista"/>
+        <w:jc w:val="both"/>
+      </w:pPr>
+      <w:proofErr w:type="spellStart"/>
+      <w:r>
+        <w:t>End</w:t>
+      </w:r>
+      <w:proofErr w:type="spellEnd"/>
+      <w:r>
+        <w:t>;</w:t>
+      </w:r>
+    </w:p>
+    <w:p>
+      <w:pPr>
+        <w:pStyle w:val="Prrafodelista"/>
+        <w:jc w:val="both"/>
+      </w:pPr>
+      <w:proofErr w:type="spellStart"/>
+      <w:r>
+        <w:t>Begin</w:t>
+      </w:r>
+      <w:proofErr w:type="spellEnd"/>
+    </w:p>
+    <w:p>
+      <w:pPr>
+        <w:pStyle w:val="Prrafodelista"/>
+        <w:jc w:val="both"/>
+      </w:pPr>
+      <w:r>
+        <w:t>X:=5;</w:t>
+      </w:r>
+    </w:p>
+    <w:p>
+      <w:pPr>
+        <w:pStyle w:val="Prrafodelista"/>
+        <w:jc w:val="both"/>
+      </w:pPr>
+      <w:r>
+        <w:t>Ejemplo;</w:t>
+      </w:r>
+    </w:p>
+    <w:p>
+      <w:pPr>
+        <w:pStyle w:val="Prrafodelista"/>
+        <w:jc w:val="both"/>
+      </w:pPr>
+      <w:proofErr w:type="spellStart"/>
+      <w:r>
+        <w:t>End</w:t>
+      </w:r>
+      <w:proofErr w:type="spellEnd"/>
+      <w:r>
+        <w:t>.</w:t>
+      </w:r>
+    </w:p>
+    <w:p>
+      <w:pPr>
+        <w:pStyle w:val="Prrafodelista"/>
+        <w:jc w:val="both"/>
+      </w:pPr>
+      <w:r>
+        <w:t xml:space="preserve">B) </w:t>
+      </w:r>
+      <w:r>
+        <w:t>Esta situación se presenta habitualmente con el uso de punteros y variables anónimas. El identificador del puntero puede estar en alcance (es visible y se conoce su nombre), pero la memoria a la que apunta (el objeto dinámico) puede ser liberada, terminando su tiempo de vida antes de que el puntero salga de alcance</w:t>
+      </w:r>
+      <w:r>
+        <w:t>.</w:t>
+      </w:r>
+    </w:p>
+    <w:p>
+      <w:pPr>
+        <w:pStyle w:val="Prrafodelista"/>
+        <w:jc w:val="both"/>
+      </w:pPr>
+      <w:proofErr w:type="spellStart"/>
+      <w:r>
+        <w:t>Program</w:t>
+      </w:r>
+      <w:proofErr w:type="spellEnd"/>
+      <w:r>
+        <w:t xml:space="preserve"> </w:t>
+      </w:r>
+      <w:proofErr w:type="spellStart"/>
+      <w:r>
+        <w:t>VideMenorAlcance</w:t>
+      </w:r>
+      <w:proofErr w:type="spellEnd"/>
+      <w:r>
+        <w:t>;</w:t>
+      </w:r>
+    </w:p>
+    <w:p>
+      <w:pPr>
+        <w:pStyle w:val="Prrafodelista"/>
+        <w:jc w:val="both"/>
+      </w:pPr>
+      <w:proofErr w:type="spellStart"/>
+      <w:r>
+        <w:t>Type</w:t>
+      </w:r>
+      <w:proofErr w:type="spellEnd"/>
+      <w:r>
+        <w:t xml:space="preserve"> </w:t>
+      </w:r>
+      <w:proofErr w:type="spellStart"/>
+      <w:r>
+        <w:t>punteroInt</w:t>
+      </w:r>
+      <w:proofErr w:type="spellEnd"/>
+      <w:r>
+        <w:t xml:space="preserve"> = ^</w:t>
+      </w:r>
+      <w:proofErr w:type="spellStart"/>
+      <w:r>
+        <w:t>Integer</w:t>
+      </w:r>
+      <w:proofErr w:type="spellEnd"/>
+      <w:r>
+        <w:t>;</w:t>
+      </w:r>
+    </w:p>
+    <w:p>
+      <w:pPr>
+        <w:pStyle w:val="Prrafodelista"/>
+        <w:jc w:val="both"/>
+      </w:pPr>
+      <w:r>
+        <w:t xml:space="preserve">Var p: </w:t>
+      </w:r>
+      <w:proofErr w:type="spellStart"/>
+      <w:r>
+        <w:t>punteroInt</w:t>
+      </w:r>
+      <w:proofErr w:type="spellEnd"/>
+      <w:r>
+        <w:t xml:space="preserve">; </w:t>
+      </w:r>
+      <w:proofErr w:type="gramStart"/>
+      <w:r>
+        <w:t>{ El</w:t>
+      </w:r>
+      <w:proofErr w:type="gramEnd"/>
+      <w:r>
+        <w:t xml:space="preserve"> identificador ‘p’ está en alcance en todo el bloque principal }</w:t>
+      </w:r>
+    </w:p>
+    <w:p>
+      <w:pPr>
+        <w:pStyle w:val="Prrafodelista"/>
+        <w:jc w:val="both"/>
+      </w:pPr>
+      <w:proofErr w:type="spellStart"/>
+      <w:r>
+        <w:t>Begin</w:t>
+      </w:r>
+      <w:proofErr w:type="spellEnd"/>
+      <w:r>
+        <w:t xml:space="preserve"> </w:t>
+      </w:r>
+      <w:proofErr w:type="gramStart"/>
+      <w:r>
+        <w:t>new(</w:t>
+      </w:r>
+      <w:proofErr w:type="gramEnd"/>
+      <w:r>
+        <w:t>p); { Se aloca memoria: comienza el tiempo de vida de la variable anónima }</w:t>
+      </w:r>
+    </w:p>
+    <w:p>
+      <w:pPr>
+        <w:pStyle w:val="Prrafodelista"/>
+        <w:jc w:val="both"/>
+      </w:pPr>
+      <w:r>
+        <w:t xml:space="preserve">{ </w:t>
+      </w:r>
+      <w:proofErr w:type="gramStart"/>
+      <w:r>
+        <w:t>en</w:t>
+      </w:r>
+      <w:proofErr w:type="gramEnd"/>
+      <w:r>
+        <w:t xml:space="preserve"> pascal estándar, se usa ‘</w:t>
+      </w:r>
+      <w:proofErr w:type="spellStart"/>
+      <w:r>
+        <w:t>dispose</w:t>
+      </w:r>
+      <w:proofErr w:type="spellEnd"/>
+      <w:r>
+        <w:t>’ para liberar la memoria }</w:t>
+      </w:r>
+    </w:p>
+    <w:p>
+      <w:pPr>
+        <w:pStyle w:val="Prrafodelista"/>
+        <w:jc w:val="both"/>
+      </w:pPr>
+      <w:proofErr w:type="spellStart"/>
+      <w:proofErr w:type="gramStart"/>
+      <w:r>
+        <w:t>Dispose</w:t>
+      </w:r>
+      <w:proofErr w:type="spellEnd"/>
+      <w:r>
+        <w:t>(</w:t>
+      </w:r>
+      <w:proofErr w:type="gramEnd"/>
+      <w:r>
+        <w:t>p); { el tiempo de vida del objeto apuntado termina aquí, pero ‘p’ sigue en alcance }</w:t>
+      </w:r>
+    </w:p>
+    <w:p>
+      <w:pPr>
+        <w:pStyle w:val="Prrafodelista"/>
+        <w:jc w:val="both"/>
+      </w:pPr>
+      <w:proofErr w:type="gramStart"/>
+      <w:r>
+        <w:t>{ Intentar</w:t>
+      </w:r>
+      <w:proofErr w:type="gramEnd"/>
+      <w:r>
+        <w:t xml:space="preserve"> usar </w:t>
+      </w:r>
+      <w:proofErr w:type="spellStart"/>
+      <w:r>
+        <w:t>p^aquí</w:t>
+      </w:r>
+      <w:proofErr w:type="spellEnd"/>
+      <w:r>
+        <w:t xml:space="preserve"> </w:t>
+      </w:r>
+      <w:proofErr w:type="spellStart"/>
+      <w:r>
+        <w:t>seria</w:t>
+      </w:r>
+      <w:proofErr w:type="spellEnd"/>
+      <w:r>
+        <w:t xml:space="preserve"> un error: el nombre existe (</w:t>
+      </w:r>
+      <w:proofErr w:type="spellStart"/>
+      <w:r>
+        <w:t>alcence</w:t>
+      </w:r>
+      <w:proofErr w:type="spellEnd"/>
+      <w:r>
+        <w:t>) pero el dato no (vida) }</w:t>
+      </w:r>
+    </w:p>
+    <w:p>
+      <w:pPr>
+        <w:pStyle w:val="Prrafodelista"/>
+        <w:jc w:val="both"/>
+      </w:pPr>
+      <w:proofErr w:type="spellStart"/>
+      <w:r>
+        <w:t>End</w:t>
+      </w:r>
+      <w:proofErr w:type="spellEnd"/>
+      <w:r>
+        <w:t>.</w:t>
+      </w:r>
+    </w:p>
+    <w:p>
+      <w:pPr>
+        <w:pStyle w:val="Prrafodelista"/>
+        <w:jc w:val="both"/>
+      </w:pPr>
+    </w:p>
+    <w:p>
+      <w:pPr>
+        <w:pStyle w:val="Prrafodelista"/>
+        <w:jc w:val="both"/>
+      </w:pPr>
+      <w:r>
+        <w:t xml:space="preserve">C) </w:t>
+      </w:r>
+      <w:r>
+        <w:t>Es el caso estándar de las variables locales o automáticas dentro de un subprograma. La memoria se asigna al entrar a la rutina (comienza su vida y su alcance) y se libera automáticamente al salir de ella (terminan ambos)</w:t>
+      </w:r>
+    </w:p>
+    <w:p>
+      <w:pPr>
+        <w:pStyle w:val="Prrafodelista"/>
+        <w:jc w:val="both"/>
+      </w:pPr>
+      <w:proofErr w:type="spellStart"/>
+      <w:r>
+        <w:t>Program</w:t>
+      </w:r>
+      <w:proofErr w:type="spellEnd"/>
+      <w:r>
+        <w:t xml:space="preserve"> </w:t>
+      </w:r>
+      <w:proofErr w:type="spellStart"/>
+      <w:r>
+        <w:t>VideIgualAlcance</w:t>
+      </w:r>
+      <w:proofErr w:type="spellEnd"/>
+      <w:r>
+        <w:t>;</w:t>
+      </w:r>
+    </w:p>
+    <w:p>
+      <w:pPr>
+        <w:pStyle w:val="Prrafodelista"/>
+        <w:jc w:val="both"/>
+      </w:pPr>
+      <w:proofErr w:type="spellStart"/>
+      <w:r>
+        <w:t>Procedure</w:t>
+      </w:r>
+      <w:proofErr w:type="spellEnd"/>
+      <w:r>
+        <w:t xml:space="preserve"> Subprograma;</w:t>
+      </w:r>
+    </w:p>
+    <w:p>
+      <w:pPr>
+        <w:pStyle w:val="Prrafodelista"/>
+        <w:jc w:val="both"/>
+      </w:pPr>
+      <w:r>
+        <w:t xml:space="preserve">Var y: </w:t>
+      </w:r>
+      <w:proofErr w:type="spellStart"/>
+      <w:r>
+        <w:t>Integer</w:t>
+      </w:r>
+      <w:proofErr w:type="spellEnd"/>
+      <w:r>
+        <w:t xml:space="preserve">; </w:t>
+      </w:r>
+      <w:proofErr w:type="gramStart"/>
+      <w:r>
+        <w:t>{ Variable</w:t>
+      </w:r>
+      <w:proofErr w:type="gramEnd"/>
+      <w:r>
+        <w:t xml:space="preserve"> local: su tiempo de vida y alcance son idénticos }</w:t>
+      </w:r>
+    </w:p>
+    <w:p>
+      <w:pPr>
+        <w:pStyle w:val="Prrafodelista"/>
+        <w:jc w:val="both"/>
+      </w:pPr>
+      <w:proofErr w:type="spellStart"/>
+      <w:r>
+        <w:t>Begin</w:t>
+      </w:r>
+      <w:proofErr w:type="spellEnd"/>
+      <w:r>
+        <w:t xml:space="preserve"> y:=25; </w:t>
+      </w:r>
+      <w:proofErr w:type="gramStart"/>
+      <w:r>
+        <w:t>{ ‘y’</w:t>
+      </w:r>
+      <w:proofErr w:type="gramEnd"/>
+      <w:r>
+        <w:t xml:space="preserve"> solo existe y es visible </w:t>
+      </w:r>
+      <w:proofErr w:type="spellStart"/>
+      <w:r>
+        <w:t>mientra</w:t>
+      </w:r>
+      <w:proofErr w:type="spellEnd"/>
+      <w:r>
+        <w:t xml:space="preserve"> se ejecuta esta unidad }</w:t>
+      </w:r>
+    </w:p>
+    <w:p>
+      <w:pPr>
+        <w:pStyle w:val="Prrafodelista"/>
+        <w:jc w:val="both"/>
+      </w:pPr>
+      <w:proofErr w:type="spellStart"/>
+      <w:r>
+        <w:t>End</w:t>
+      </w:r>
+      <w:proofErr w:type="spellEnd"/>
+      <w:r>
+        <w:t>;</w:t>
+      </w:r>
+    </w:p>
+    <w:p>
+      <w:pPr>
+        <w:pStyle w:val="Prrafodelista"/>
+        <w:jc w:val="both"/>
+      </w:pPr>
+      <w:proofErr w:type="spellStart"/>
+      <w:r>
+        <w:t>Begin</w:t>
+      </w:r>
+      <w:proofErr w:type="spellEnd"/>
+    </w:p>
+    <w:p>
+      <w:pPr>
+        <w:pStyle w:val="Prrafodelista"/>
+        <w:jc w:val="both"/>
+      </w:pPr>
+      <w:r>
+        <w:t>Subprograma;</w:t>
+      </w:r>
+    </w:p>
+    <w:p>
+      <w:pPr>
+        <w:pStyle w:val="Prrafodelista"/>
+        <w:jc w:val="both"/>
+      </w:pPr>
+      <w:proofErr w:type="spellStart"/>
+      <w:r>
+        <w:t>End</w:t>
+      </w:r>
+      <w:proofErr w:type="spellEnd"/>
+      <w:r>
+        <w:t>.</w:t>
+      </w:r>
+    </w:p>
+    <w:p>
+      <w:pPr>
+        <w:pStyle w:val="Prrafodelista"/>
+        <w:numPr>
+          <w:ilvl w:val="0"/>
+          <w:numId w:val="1"/>
+        </w:numPr>
+        <w:jc w:val="both"/>
+      </w:pPr>
+      <w:r>
+        <w:t>No se puede asegurar que el alcance y el tiempo de  vida de la variable ‘c’ sean siempre todo el procedimiento, ni que sean iguales entre sí, incluso si no existen procedimientos internos definidos.</w:t>
+      </w:r>
+    </w:p>
+    <w:p>
+      <w:pPr>
+        <w:pStyle w:val="Prrafodelista"/>
+        <w:numPr>
+          <w:ilvl w:val="0"/>
+          <w:numId w:val="1"/>
+        </w:numPr>
+        <w:jc w:val="both"/>
+      </w:pPr>
+      <w:r>
+        <w:t xml:space="preserve">A) i) Falso, un </w:t>
+      </w:r>
+      <w:proofErr w:type="spellStart"/>
+      <w:r>
+        <w:t>string</w:t>
+      </w:r>
+      <w:proofErr w:type="spellEnd"/>
+      <w:r>
+        <w:t xml:space="preserve"> de caracteres que se usa para referenciar a la variable es la definición </w:t>
+      </w:r>
+      <w:proofErr w:type="spellStart"/>
+      <w:r>
+        <w:t>delatributo</w:t>
+      </w:r>
+      <w:proofErr w:type="spellEnd"/>
+      <w:r>
+        <w:t xml:space="preserve"> Nombre (</w:t>
+      </w:r>
+      <w:proofErr w:type="spellStart"/>
+      <w:r>
+        <w:t>identificardor</w:t>
+      </w:r>
+      <w:proofErr w:type="spellEnd"/>
+      <w:r>
+        <w:t>), no del tipo</w:t>
+      </w:r>
+    </w:p>
+    <w:p>
+      <w:pPr>
+        <w:pStyle w:val="Prrafodelista"/>
+        <w:jc w:val="both"/>
+      </w:pPr>
+      <w:r>
+        <w:t>II) Falso, el rango de instrucciones en el que se conoce el nombre define el alcance de la variable, no su tipo</w:t>
+      </w:r>
+    </w:p>
+    <w:p>
+      <w:pPr>
+        <w:pStyle w:val="Prrafodelista"/>
+        <w:jc w:val="both"/>
+      </w:pPr>
+      <w:r>
+        <w:t xml:space="preserve">III) Falso, El lugar de memoria asociado con la variable es el L-Valor, el cual está relacionado con el tiempo de vida y la </w:t>
+      </w:r>
+      <w:proofErr w:type="spellStart"/>
+      <w:r>
+        <w:t>alocacion</w:t>
+      </w:r>
+      <w:proofErr w:type="spellEnd"/>
+      <w:r>
+        <w:t>, pero es distinto al tipo.</w:t>
+      </w:r>
+    </w:p>
+    <w:p>
+      <w:pPr>
+        <w:pStyle w:val="Prrafodelista"/>
+        <w:jc w:val="both"/>
+      </w:pPr>
+      <w:r>
+        <w:t>IV) Verdadero, el tipo de una variable se define precisamente como la especificación del conjunto de valores posibles y el conjunto de operaciones permitidas sobre ellos</w:t>
+      </w:r>
+    </w:p>
+    <w:p>
+      <w:pPr>
+        <w:pStyle w:val="Prrafodelista"/>
+        <w:jc w:val="both"/>
+      </w:pPr>
+      <w:r>
+        <w:lastRenderedPageBreak/>
+        <w:t>B) E</w:t>
+      </w:r>
+      <w:r>
+        <w:t>l tipo de una variable se define como la especificación del conjunto de valores posibles que se pueden asociar a dicha variable y del conjunto de operaciones permitidas sobre ella (como crear, acceder o modificar)</w:t>
+      </w:r>
+      <w:r>
+        <w:t xml:space="preserve">. </w:t>
+      </w:r>
+      <w:r>
+        <w:t>Ligar el tipo a una variable permite protegerla de operaciones ilegales y facilita el chequeo de tipos por parte del compilador o intérprete</w:t>
+      </w:r>
     </w:p>
     <w:p>
       <w:pPr>

--- a/TP4.docx
+++ b/TP4.docx
@@ -55,7 +55,7 @@
                     </pic:cNvPicPr>
                   </pic:nvPicPr>
                   <pic:blipFill>
-                    <a:blip r:embed="rId5" cstate="print"/>
+                    <a:blip r:embed="rId6" cstate="print"/>
                     <a:srcRect/>
                     <a:stretch>
                       <a:fillRect/>
@@ -3065,6 +3065,1917 @@
         <w:jc w:val="both"/>
       </w:pPr>
     </w:p>
+    <w:p>
+      <w:pPr>
+        <w:ind w:left="720"/>
+        <w:jc w:val="both"/>
+      </w:pPr>
+      <w:r>
+        <w:t>12)</w:t>
+      </w:r>
+    </w:p>
+    <w:tbl>
+      <w:tblPr>
+        <w:tblStyle w:val="Tablaconcuadrcula"/>
+        <w:tblW w:w="0" w:type="auto"/>
+        <w:tblInd w:w="720" w:type="dxa"/>
+        <w:tblLook w:val="04A0"/>
+      </w:tblPr>
+      <w:tblGrid>
+        <w:gridCol w:w="1826"/>
+        <w:gridCol w:w="1843"/>
+        <w:gridCol w:w="1741"/>
+        <w:gridCol w:w="1755"/>
+        <w:gridCol w:w="1691"/>
+      </w:tblGrid>
+      <w:tr>
+        <w:tc>
+          <w:tcPr>
+            <w:tcW w:w="1915" w:type="dxa"/>
+          </w:tcPr>
+          <w:p>
+            <w:pPr>
+              <w:jc w:val="both"/>
+            </w:pPr>
+            <w:r>
+              <w:t>Identificador</w:t>
+            </w:r>
+          </w:p>
+        </w:tc>
+        <w:tc>
+          <w:tcPr>
+            <w:tcW w:w="1915" w:type="dxa"/>
+          </w:tcPr>
+          <w:p>
+            <w:pPr>
+              <w:jc w:val="both"/>
+            </w:pPr>
+            <w:r>
+              <w:t>Tipo</w:t>
+            </w:r>
+          </w:p>
+        </w:tc>
+        <w:tc>
+          <w:tcPr>
+            <w:tcW w:w="1915" w:type="dxa"/>
+          </w:tcPr>
+          <w:p>
+            <w:pPr>
+              <w:jc w:val="both"/>
+            </w:pPr>
+            <w:r>
+              <w:t>R-Valor</w:t>
+            </w:r>
+          </w:p>
+        </w:tc>
+        <w:tc>
+          <w:tcPr>
+            <w:tcW w:w="1915" w:type="dxa"/>
+          </w:tcPr>
+          <w:p>
+            <w:pPr>
+              <w:jc w:val="both"/>
+            </w:pPr>
+            <w:r>
+              <w:t>Alcance</w:t>
+            </w:r>
+          </w:p>
+        </w:tc>
+        <w:tc>
+          <w:tcPr>
+            <w:tcW w:w="1916" w:type="dxa"/>
+          </w:tcPr>
+          <w:p>
+            <w:pPr>
+              <w:jc w:val="both"/>
+            </w:pPr>
+            <w:r>
+              <w:t>T. V.</w:t>
+            </w:r>
+          </w:p>
+        </w:tc>
+      </w:tr>
+      <w:tr>
+        <w:tc>
+          <w:tcPr>
+            <w:tcW w:w="1915" w:type="dxa"/>
+          </w:tcPr>
+          <w:p>
+            <w:pPr>
+              <w:jc w:val="both"/>
+            </w:pPr>
+            <w:r>
+              <w:t>A (línea 4)</w:t>
+            </w:r>
+          </w:p>
+        </w:tc>
+        <w:tc>
+          <w:tcPr>
+            <w:tcW w:w="1915" w:type="dxa"/>
+          </w:tcPr>
+          <w:p>
+            <w:pPr>
+              <w:jc w:val="both"/>
+            </w:pPr>
+            <w:r>
+              <w:t>Automática</w:t>
+            </w:r>
+          </w:p>
+        </w:tc>
+        <w:tc>
+          <w:tcPr>
+            <w:tcW w:w="1915" w:type="dxa"/>
+          </w:tcPr>
+          <w:p>
+            <w:pPr>
+              <w:jc w:val="both"/>
+            </w:pPr>
+            <w:r>
+              <w:t>Basura</w:t>
+            </w:r>
+          </w:p>
+        </w:tc>
+        <w:tc>
+          <w:tcPr>
+            <w:tcW w:w="1915" w:type="dxa"/>
+          </w:tcPr>
+          <w:p>
+            <w:pPr>
+              <w:jc w:val="both"/>
+            </w:pPr>
+            <w:r>
+              <w:t>5-29</w:t>
+            </w:r>
+          </w:p>
+        </w:tc>
+        <w:tc>
+          <w:tcPr>
+            <w:tcW w:w="1916" w:type="dxa"/>
+          </w:tcPr>
+          <w:p>
+            <w:pPr>
+              <w:jc w:val="both"/>
+            </w:pPr>
+            <w:r>
+              <w:t>2</w:t>
+            </w:r>
+            <w:r>
+              <w:t>-</w:t>
+            </w:r>
+            <w:r>
+              <w:t>29</w:t>
+            </w:r>
+          </w:p>
+        </w:tc>
+      </w:tr>
+      <w:tr>
+        <w:tc>
+          <w:tcPr>
+            <w:tcW w:w="1915" w:type="dxa"/>
+          </w:tcPr>
+          <w:p>
+            <w:pPr>
+              <w:jc w:val="both"/>
+            </w:pPr>
+            <w:r>
+              <w:t>N (línea 4)</w:t>
+            </w:r>
+          </w:p>
+        </w:tc>
+        <w:tc>
+          <w:tcPr>
+            <w:tcW w:w="1915" w:type="dxa"/>
+          </w:tcPr>
+          <w:p>
+            <w:pPr>
+              <w:jc w:val="both"/>
+            </w:pPr>
+            <w:r>
+              <w:t>Automática</w:t>
+            </w:r>
+          </w:p>
+        </w:tc>
+        <w:tc>
+          <w:tcPr>
+            <w:tcW w:w="1915" w:type="dxa"/>
+          </w:tcPr>
+          <w:p>
+            <w:pPr>
+              <w:jc w:val="both"/>
+            </w:pPr>
+            <w:r>
+              <w:t>Basura</w:t>
+            </w:r>
+          </w:p>
+        </w:tc>
+        <w:tc>
+          <w:tcPr>
+            <w:tcW w:w="1915" w:type="dxa"/>
+          </w:tcPr>
+          <w:p>
+            <w:pPr>
+              <w:jc w:val="both"/>
+            </w:pPr>
+            <w:r>
+              <w:t>5-29</w:t>
+            </w:r>
+          </w:p>
+        </w:tc>
+        <w:tc>
+          <w:tcPr>
+            <w:tcW w:w="1916" w:type="dxa"/>
+          </w:tcPr>
+          <w:p>
+            <w:pPr>
+              <w:jc w:val="both"/>
+            </w:pPr>
+            <w:r>
+              <w:t>2-29</w:t>
+            </w:r>
+          </w:p>
+        </w:tc>
+      </w:tr>
+      <w:tr>
+        <w:tc>
+          <w:tcPr>
+            <w:tcW w:w="1915" w:type="dxa"/>
+          </w:tcPr>
+          <w:p>
+            <w:pPr>
+              <w:jc w:val="both"/>
+            </w:pPr>
+            <w:r>
+              <w:t>P (línea 4)</w:t>
+            </w:r>
+          </w:p>
+        </w:tc>
+        <w:tc>
+          <w:tcPr>
+            <w:tcW w:w="1915" w:type="dxa"/>
+          </w:tcPr>
+          <w:p>
+            <w:pPr>
+              <w:jc w:val="both"/>
+            </w:pPr>
+            <w:r>
+              <w:t>Automática</w:t>
+            </w:r>
+          </w:p>
+        </w:tc>
+        <w:tc>
+          <w:tcPr>
+            <w:tcW w:w="1915" w:type="dxa"/>
+          </w:tcPr>
+          <w:p>
+            <w:pPr>
+              <w:jc w:val="both"/>
+            </w:pPr>
+            <w:r>
+              <w:t>Basura</w:t>
+            </w:r>
+          </w:p>
+        </w:tc>
+        <w:tc>
+          <w:tcPr>
+            <w:tcW w:w="1915" w:type="dxa"/>
+          </w:tcPr>
+          <w:p>
+            <w:pPr>
+              <w:jc w:val="both"/>
+            </w:pPr>
+            <w:r>
+              <w:t>5-11 / 23-29</w:t>
+            </w:r>
+          </w:p>
+        </w:tc>
+        <w:tc>
+          <w:tcPr>
+            <w:tcW w:w="1916" w:type="dxa"/>
+          </w:tcPr>
+          <w:p>
+            <w:pPr>
+              <w:jc w:val="both"/>
+            </w:pPr>
+            <w:r>
+              <w:t>2-29</w:t>
+            </w:r>
+          </w:p>
+        </w:tc>
+      </w:tr>
+      <w:tr>
+        <w:tc>
+          <w:tcPr>
+            <w:tcW w:w="1915" w:type="dxa"/>
+          </w:tcPr>
+          <w:p>
+            <w:pPr>
+              <w:jc w:val="both"/>
+            </w:pPr>
+            <w:r>
+              <w:t>V1 (línea 5)</w:t>
+            </w:r>
+          </w:p>
+        </w:tc>
+        <w:tc>
+          <w:tcPr>
+            <w:tcW w:w="1915" w:type="dxa"/>
+          </w:tcPr>
+          <w:p>
+            <w:pPr>
+              <w:jc w:val="both"/>
+            </w:pPr>
+            <w:r>
+              <w:t>Automática</w:t>
+            </w:r>
+          </w:p>
+        </w:tc>
+        <w:tc>
+          <w:tcPr>
+            <w:tcW w:w="1915" w:type="dxa"/>
+          </w:tcPr>
+          <w:p>
+            <w:pPr>
+              <w:jc w:val="both"/>
+            </w:pPr>
+            <w:r>
+              <w:t>Basura</w:t>
+            </w:r>
+          </w:p>
+        </w:tc>
+        <w:tc>
+          <w:tcPr>
+            <w:tcW w:w="1915" w:type="dxa"/>
+          </w:tcPr>
+          <w:p>
+            <w:pPr>
+              <w:jc w:val="both"/>
+            </w:pPr>
+            <w:r>
+              <w:t>6-14</w:t>
+            </w:r>
+          </w:p>
+        </w:tc>
+        <w:tc>
+          <w:tcPr>
+            <w:tcW w:w="1916" w:type="dxa"/>
+          </w:tcPr>
+          <w:p>
+            <w:pPr>
+              <w:jc w:val="both"/>
+            </w:pPr>
+            <w:r>
+              <w:t>2-29</w:t>
+            </w:r>
+          </w:p>
+        </w:tc>
+      </w:tr>
+      <w:tr>
+        <w:tc>
+          <w:tcPr>
+            <w:tcW w:w="1915" w:type="dxa"/>
+          </w:tcPr>
+          <w:p>
+            <w:pPr>
+              <w:jc w:val="both"/>
+            </w:pPr>
+            <w:r>
+              <w:t>C1 (línea 6)</w:t>
+            </w:r>
+          </w:p>
+        </w:tc>
+        <w:tc>
+          <w:tcPr>
+            <w:tcW w:w="1915" w:type="dxa"/>
+          </w:tcPr>
+          <w:p>
+            <w:pPr>
+              <w:jc w:val="both"/>
+            </w:pPr>
+            <w:r>
+              <w:t>Automática</w:t>
+            </w:r>
+          </w:p>
+        </w:tc>
+        <w:tc>
+          <w:tcPr>
+            <w:tcW w:w="1915" w:type="dxa"/>
+          </w:tcPr>
+          <w:p>
+            <w:pPr>
+              <w:jc w:val="both"/>
+            </w:pPr>
+            <w:r>
+              <w:t>Basura</w:t>
+            </w:r>
+          </w:p>
+        </w:tc>
+        <w:tc>
+          <w:tcPr>
+            <w:tcW w:w="1915" w:type="dxa"/>
+          </w:tcPr>
+          <w:p>
+            <w:pPr>
+              <w:jc w:val="both"/>
+            </w:pPr>
+            <w:r>
+              <w:t>7-10 / 23-29</w:t>
+            </w:r>
+          </w:p>
+        </w:tc>
+        <w:tc>
+          <w:tcPr>
+            <w:tcW w:w="1916" w:type="dxa"/>
+          </w:tcPr>
+          <w:p>
+            <w:pPr>
+              <w:jc w:val="both"/>
+            </w:pPr>
+            <w:r>
+              <w:t>2-29</w:t>
+            </w:r>
+          </w:p>
+        </w:tc>
+      </w:tr>
+      <w:tr>
+        <w:tc>
+          <w:tcPr>
+            <w:tcW w:w="1915" w:type="dxa"/>
+          </w:tcPr>
+          <w:p>
+            <w:pPr>
+              <w:jc w:val="both"/>
+            </w:pPr>
+            <w:r>
+              <w:t>V2 (línea 9)</w:t>
+            </w:r>
+          </w:p>
+        </w:tc>
+        <w:tc>
+          <w:tcPr>
+            <w:tcW w:w="1915" w:type="dxa"/>
+          </w:tcPr>
+          <w:p>
+            <w:pPr>
+              <w:jc w:val="both"/>
+            </w:pPr>
+            <w:proofErr w:type="spellStart"/>
+            <w:r>
+              <w:t>semidinamico</w:t>
+            </w:r>
+            <w:proofErr w:type="spellEnd"/>
+          </w:p>
+        </w:tc>
+        <w:tc>
+          <w:tcPr>
+            <w:tcW w:w="1915" w:type="dxa"/>
+          </w:tcPr>
+          <w:p>
+            <w:pPr>
+              <w:jc w:val="both"/>
+            </w:pPr>
+            <w:r>
+              <w:t>Basura</w:t>
+            </w:r>
+          </w:p>
+        </w:tc>
+        <w:tc>
+          <w:tcPr>
+            <w:tcW w:w="1915" w:type="dxa"/>
+          </w:tcPr>
+          <w:p>
+            <w:pPr>
+              <w:jc w:val="both"/>
+            </w:pPr>
+            <w:r>
+              <w:t>10-22</w:t>
+            </w:r>
+          </w:p>
+        </w:tc>
+        <w:tc>
+          <w:tcPr>
+            <w:tcW w:w="1916" w:type="dxa"/>
+          </w:tcPr>
+          <w:p>
+            <w:pPr>
+              <w:jc w:val="both"/>
+            </w:pPr>
+            <w:r>
+              <w:t>7-22</w:t>
+            </w:r>
+          </w:p>
+        </w:tc>
+      </w:tr>
+      <w:tr>
+        <w:tc>
+          <w:tcPr>
+            <w:tcW w:w="1915" w:type="dxa"/>
+          </w:tcPr>
+          <w:p>
+            <w:pPr>
+              <w:jc w:val="both"/>
+            </w:pPr>
+            <w:r>
+              <w:t>C1(línea 10)</w:t>
+            </w:r>
+          </w:p>
+        </w:tc>
+        <w:tc>
+          <w:tcPr>
+            <w:tcW w:w="1915" w:type="dxa"/>
+          </w:tcPr>
+          <w:p>
+            <w:pPr>
+              <w:jc w:val="both"/>
+            </w:pPr>
+            <w:r>
+              <w:t>Auto</w:t>
+            </w:r>
+          </w:p>
+        </w:tc>
+        <w:tc>
+          <w:tcPr>
+            <w:tcW w:w="1915" w:type="dxa"/>
+          </w:tcPr>
+          <w:p>
+            <w:pPr>
+              <w:jc w:val="both"/>
+            </w:pPr>
+            <w:r>
+              <w:t>Basura</w:t>
+            </w:r>
+          </w:p>
+        </w:tc>
+        <w:tc>
+          <w:tcPr>
+            <w:tcW w:w="1915" w:type="dxa"/>
+          </w:tcPr>
+          <w:p>
+            <w:pPr>
+              <w:jc w:val="both"/>
+            </w:pPr>
+            <w:r>
+              <w:t>11-22</w:t>
+            </w:r>
+          </w:p>
+        </w:tc>
+        <w:tc>
+          <w:tcPr>
+            <w:tcW w:w="1916" w:type="dxa"/>
+          </w:tcPr>
+          <w:p>
+            <w:pPr>
+              <w:jc w:val="both"/>
+            </w:pPr>
+            <w:r>
+              <w:t>7-22</w:t>
+            </w:r>
+          </w:p>
+        </w:tc>
+      </w:tr>
+      <w:tr>
+        <w:tc>
+          <w:tcPr>
+            <w:tcW w:w="1915" w:type="dxa"/>
+          </w:tcPr>
+          <w:p>
+            <w:pPr>
+              <w:jc w:val="both"/>
+            </w:pPr>
+            <w:r>
+              <w:t>C2 (línea 109</w:t>
+            </w:r>
+          </w:p>
+        </w:tc>
+        <w:tc>
+          <w:tcPr>
+            <w:tcW w:w="1915" w:type="dxa"/>
+          </w:tcPr>
+          <w:p>
+            <w:pPr>
+              <w:jc w:val="both"/>
+            </w:pPr>
+            <w:r>
+              <w:t>Auto</w:t>
+            </w:r>
+          </w:p>
+        </w:tc>
+        <w:tc>
+          <w:tcPr>
+            <w:tcW w:w="1915" w:type="dxa"/>
+          </w:tcPr>
+          <w:p>
+            <w:pPr>
+              <w:jc w:val="both"/>
+            </w:pPr>
+            <w:r>
+              <w:t>Basura</w:t>
+            </w:r>
+          </w:p>
+        </w:tc>
+        <w:tc>
+          <w:tcPr>
+            <w:tcW w:w="1915" w:type="dxa"/>
+          </w:tcPr>
+          <w:p>
+            <w:pPr>
+              <w:jc w:val="both"/>
+            </w:pPr>
+            <w:r>
+              <w:t>11-22</w:t>
+            </w:r>
+          </w:p>
+        </w:tc>
+        <w:tc>
+          <w:tcPr>
+            <w:tcW w:w="1916" w:type="dxa"/>
+          </w:tcPr>
+          <w:p>
+            <w:pPr>
+              <w:jc w:val="both"/>
+            </w:pPr>
+            <w:r>
+              <w:t>7-22</w:t>
+            </w:r>
+          </w:p>
+        </w:tc>
+      </w:tr>
+      <w:tr>
+        <w:tc>
+          <w:tcPr>
+            <w:tcW w:w="1915" w:type="dxa"/>
+          </w:tcPr>
+          <w:p>
+            <w:pPr>
+              <w:jc w:val="both"/>
+            </w:pPr>
+            <w:r>
+              <w:t>P (línea 11)</w:t>
+            </w:r>
+          </w:p>
+        </w:tc>
+        <w:tc>
+          <w:tcPr>
+            <w:tcW w:w="1915" w:type="dxa"/>
+          </w:tcPr>
+          <w:p>
+            <w:pPr>
+              <w:jc w:val="both"/>
+            </w:pPr>
+            <w:r>
+              <w:t>Auto</w:t>
+            </w:r>
+          </w:p>
+        </w:tc>
+        <w:tc>
+          <w:tcPr>
+            <w:tcW w:w="1915" w:type="dxa"/>
+          </w:tcPr>
+          <w:p>
+            <w:pPr>
+              <w:jc w:val="both"/>
+            </w:pPr>
+            <w:proofErr w:type="spellStart"/>
+            <w:r>
+              <w:t>Nil</w:t>
+            </w:r>
+            <w:proofErr w:type="spellEnd"/>
+          </w:p>
+        </w:tc>
+        <w:tc>
+          <w:tcPr>
+            <w:tcW w:w="1915" w:type="dxa"/>
+          </w:tcPr>
+          <w:p>
+            <w:pPr>
+              <w:jc w:val="both"/>
+            </w:pPr>
+            <w:r>
+              <w:t>12-22</w:t>
+            </w:r>
+          </w:p>
+        </w:tc>
+        <w:tc>
+          <w:tcPr>
+            <w:tcW w:w="1916" w:type="dxa"/>
+          </w:tcPr>
+          <w:p>
+            <w:pPr>
+              <w:jc w:val="both"/>
+            </w:pPr>
+            <w:r>
+              <w:t>7-22</w:t>
+            </w:r>
+          </w:p>
+        </w:tc>
+      </w:tr>
+      <w:tr>
+        <w:tc>
+          <w:tcPr>
+            <w:tcW w:w="1915" w:type="dxa"/>
+          </w:tcPr>
+          <w:p>
+            <w:pPr>
+              <w:jc w:val="both"/>
+            </w:pPr>
+            <w:r>
+              <w:t>P^</w:t>
+            </w:r>
+          </w:p>
+        </w:tc>
+        <w:tc>
+          <w:tcPr>
+            <w:tcW w:w="1915" w:type="dxa"/>
+          </w:tcPr>
+          <w:p>
+            <w:pPr>
+              <w:jc w:val="both"/>
+            </w:pPr>
+            <w:r>
+              <w:t>Dinámica</w:t>
+            </w:r>
+          </w:p>
+        </w:tc>
+        <w:tc>
+          <w:tcPr>
+            <w:tcW w:w="1915" w:type="dxa"/>
+          </w:tcPr>
+          <w:p>
+            <w:pPr>
+              <w:jc w:val="both"/>
+            </w:pPr>
+            <w:r>
+              <w:t>Basura</w:t>
+            </w:r>
+          </w:p>
+        </w:tc>
+        <w:tc>
+          <w:tcPr>
+            <w:tcW w:w="1915" w:type="dxa"/>
+          </w:tcPr>
+          <w:p>
+            <w:pPr>
+              <w:jc w:val="both"/>
+            </w:pPr>
+            <w:r>
+              <w:t>12-22</w:t>
+            </w:r>
+          </w:p>
+        </w:tc>
+        <w:tc>
+          <w:tcPr>
+            <w:tcW w:w="1916" w:type="dxa"/>
+          </w:tcPr>
+          <w:p>
+            <w:pPr>
+              <w:jc w:val="both"/>
+            </w:pPr>
+            <w:r>
+              <w:t>15-18</w:t>
+            </w:r>
+          </w:p>
+        </w:tc>
+      </w:tr>
+      <w:tr>
+        <w:tc>
+          <w:tcPr>
+            <w:tcW w:w="1915" w:type="dxa"/>
+          </w:tcPr>
+          <w:p>
+            <w:pPr>
+              <w:jc w:val="both"/>
+            </w:pPr>
+            <w:r>
+              <w:t>Q(línea 11)</w:t>
+            </w:r>
+          </w:p>
+        </w:tc>
+        <w:tc>
+          <w:tcPr>
+            <w:tcW w:w="1915" w:type="dxa"/>
+          </w:tcPr>
+          <w:p>
+            <w:pPr>
+              <w:jc w:val="both"/>
+            </w:pPr>
+            <w:r>
+              <w:t>Auto</w:t>
+            </w:r>
+          </w:p>
+        </w:tc>
+        <w:tc>
+          <w:tcPr>
+            <w:tcW w:w="1915" w:type="dxa"/>
+          </w:tcPr>
+          <w:p>
+            <w:pPr>
+              <w:jc w:val="both"/>
+            </w:pPr>
+            <w:proofErr w:type="spellStart"/>
+            <w:r>
+              <w:t>Nil</w:t>
+            </w:r>
+            <w:proofErr w:type="spellEnd"/>
+          </w:p>
+        </w:tc>
+        <w:tc>
+          <w:tcPr>
+            <w:tcW w:w="1915" w:type="dxa"/>
+          </w:tcPr>
+          <w:p>
+            <w:pPr>
+              <w:jc w:val="both"/>
+            </w:pPr>
+            <w:r>
+              <w:t>12-22</w:t>
+            </w:r>
+          </w:p>
+        </w:tc>
+        <w:tc>
+          <w:tcPr>
+            <w:tcW w:w="1916" w:type="dxa"/>
+          </w:tcPr>
+          <w:p>
+            <w:pPr>
+              <w:jc w:val="both"/>
+            </w:pPr>
+            <w:r>
+              <w:t>7-22</w:t>
+            </w:r>
+          </w:p>
+        </w:tc>
+      </w:tr>
+      <w:tr>
+        <w:tc>
+          <w:tcPr>
+            <w:tcW w:w="1915" w:type="dxa"/>
+          </w:tcPr>
+          <w:p>
+            <w:pPr>
+              <w:jc w:val="both"/>
+            </w:pPr>
+            <w:r>
+              <w:t>Q^</w:t>
+            </w:r>
+          </w:p>
+        </w:tc>
+        <w:tc>
+          <w:tcPr>
+            <w:tcW w:w="1915" w:type="dxa"/>
+          </w:tcPr>
+          <w:p>
+            <w:pPr>
+              <w:jc w:val="both"/>
+            </w:pPr>
+            <w:r>
+              <w:t>Dinámica</w:t>
+            </w:r>
+          </w:p>
+        </w:tc>
+        <w:tc>
+          <w:tcPr>
+            <w:tcW w:w="1915" w:type="dxa"/>
+          </w:tcPr>
+          <w:p>
+            <w:pPr>
+              <w:jc w:val="both"/>
+            </w:pPr>
+            <w:r>
+              <w:t>Basura</w:t>
+            </w:r>
+          </w:p>
+        </w:tc>
+        <w:tc>
+          <w:tcPr>
+            <w:tcW w:w="1915" w:type="dxa"/>
+          </w:tcPr>
+          <w:p>
+            <w:pPr>
+              <w:jc w:val="both"/>
+            </w:pPr>
+            <w:r>
+              <w:t>12-22</w:t>
+            </w:r>
+          </w:p>
+        </w:tc>
+        <w:tc>
+          <w:tcPr>
+            <w:tcW w:w="1916" w:type="dxa"/>
+          </w:tcPr>
+          <w:p>
+            <w:pPr>
+              <w:jc w:val="both"/>
+            </w:pPr>
+            <w:r>
+              <w:t>16-20</w:t>
+            </w:r>
+          </w:p>
+        </w:tc>
+      </w:tr>
+      <w:tr>
+        <w:tc>
+          <w:tcPr>
+            <w:tcW w:w="1915" w:type="dxa"/>
+          </w:tcPr>
+          <w:p>
+            <w:pPr>
+              <w:jc w:val="both"/>
+            </w:pPr>
+            <w:proofErr w:type="spellStart"/>
+            <w:r>
+              <w:t>Main</w:t>
+            </w:r>
+            <w:proofErr w:type="spellEnd"/>
+          </w:p>
+        </w:tc>
+        <w:tc>
+          <w:tcPr>
+            <w:tcW w:w="1915" w:type="dxa"/>
+          </w:tcPr>
+          <w:p>
+            <w:pPr>
+              <w:jc w:val="both"/>
+            </w:pPr>
+            <w:r>
+              <w:t>-</w:t>
+            </w:r>
+          </w:p>
+        </w:tc>
+        <w:tc>
+          <w:tcPr>
+            <w:tcW w:w="1915" w:type="dxa"/>
+          </w:tcPr>
+          <w:p>
+            <w:pPr>
+              <w:jc w:val="both"/>
+            </w:pPr>
+            <w:r>
+              <w:t>-</w:t>
+            </w:r>
+          </w:p>
+        </w:tc>
+        <w:tc>
+          <w:tcPr>
+            <w:tcW w:w="1915" w:type="dxa"/>
+          </w:tcPr>
+          <w:p>
+            <w:pPr>
+              <w:jc w:val="both"/>
+            </w:pPr>
+            <w:r>
+              <w:t>3-29</w:t>
+            </w:r>
+          </w:p>
+        </w:tc>
+        <w:tc>
+          <w:tcPr>
+            <w:tcW w:w="1916" w:type="dxa"/>
+          </w:tcPr>
+          <w:p>
+            <w:pPr>
+              <w:jc w:val="both"/>
+            </w:pPr>
+            <w:r>
+              <w:t>2-29</w:t>
+            </w:r>
+          </w:p>
+        </w:tc>
+      </w:tr>
+      <w:tr>
+        <w:tc>
+          <w:tcPr>
+            <w:tcW w:w="1915" w:type="dxa"/>
+          </w:tcPr>
+          <w:p>
+            <w:pPr>
+              <w:jc w:val="both"/>
+            </w:pPr>
+            <w:r>
+              <w:t>Uno</w:t>
+            </w:r>
+          </w:p>
+        </w:tc>
+        <w:tc>
+          <w:tcPr>
+            <w:tcW w:w="1915" w:type="dxa"/>
+          </w:tcPr>
+          <w:p>
+            <w:pPr>
+              <w:jc w:val="both"/>
+            </w:pPr>
+            <w:r>
+              <w:t>-</w:t>
+            </w:r>
+          </w:p>
+        </w:tc>
+        <w:tc>
+          <w:tcPr>
+            <w:tcW w:w="1915" w:type="dxa"/>
+          </w:tcPr>
+          <w:p>
+            <w:pPr>
+              <w:jc w:val="both"/>
+            </w:pPr>
+            <w:r>
+              <w:t>-</w:t>
+            </w:r>
+          </w:p>
+        </w:tc>
+        <w:tc>
+          <w:tcPr>
+            <w:tcW w:w="1915" w:type="dxa"/>
+          </w:tcPr>
+          <w:p>
+            <w:pPr>
+              <w:jc w:val="both"/>
+            </w:pPr>
+            <w:r>
+              <w:t>8-29</w:t>
+            </w:r>
+          </w:p>
+        </w:tc>
+        <w:tc>
+          <w:tcPr>
+            <w:tcW w:w="1916" w:type="dxa"/>
+          </w:tcPr>
+          <w:p>
+            <w:pPr>
+              <w:jc w:val="both"/>
+            </w:pPr>
+            <w:r>
+              <w:t>7-22</w:t>
+            </w:r>
+          </w:p>
+        </w:tc>
+      </w:tr>
+    </w:tbl>
+    <w:p>
+      <w:pPr>
+        <w:ind w:left="720"/>
+        <w:jc w:val="both"/>
+      </w:pPr>
+      <w:r>
+        <w:t xml:space="preserve"> </w:t>
+      </w:r>
+    </w:p>
+    <w:p>
+      <w:pPr>
+        <w:ind w:left="720"/>
+        <w:jc w:val="both"/>
+      </w:pPr>
+      <w:r>
+        <w:t xml:space="preserve">13) a) Falso, el tiempo de vida depende de donde se </w:t>
+      </w:r>
+      <w:proofErr w:type="spellStart"/>
+      <w:r>
+        <w:t>declaraesa</w:t>
+      </w:r>
+      <w:proofErr w:type="spellEnd"/>
+      <w:r>
+        <w:t xml:space="preserve"> </w:t>
+      </w:r>
+      <w:proofErr w:type="spellStart"/>
+      <w:r>
+        <w:t>varaible</w:t>
+      </w:r>
+      <w:proofErr w:type="spellEnd"/>
+      <w:r>
+        <w:t xml:space="preserve">, no de su nombre. </w:t>
+      </w:r>
+    </w:p>
+    <w:p>
+      <w:pPr>
+        <w:ind w:left="720"/>
+        <w:jc w:val="both"/>
+      </w:pPr>
+      <w:r>
+        <w:t>b) Verdadero</w:t>
+      </w:r>
+    </w:p>
+    <w:p>
+      <w:pPr>
+        <w:ind w:left="720"/>
+        <w:jc w:val="both"/>
+      </w:pPr>
+      <w:r>
+        <w:t>c) falso: el r-valor depende de las asignaciones y operaciones, no del nombre</w:t>
+      </w:r>
+    </w:p>
+    <w:p>
+      <w:pPr>
+        <w:ind w:left="720"/>
+        <w:jc w:val="both"/>
+      </w:pPr>
+      <w:r>
+        <w:t xml:space="preserve">d) falso: El tipo se define en la declaración, pero no en su nombre. Las convenciones de nombres son </w:t>
+      </w:r>
+      <w:proofErr w:type="gramStart"/>
+      <w:r>
+        <w:t>practicas</w:t>
+      </w:r>
+      <w:proofErr w:type="gramEnd"/>
+      <w:r>
+        <w:t xml:space="preserve"> humanas, pero no afectan a la definición del tipo.</w:t>
+      </w:r>
+    </w:p>
+    <w:p>
+      <w:pPr>
+        <w:ind w:left="720"/>
+        <w:jc w:val="both"/>
+      </w:pPr>
+      <w:r>
+        <w:t>14) Archivo1 C</w:t>
+      </w:r>
+    </w:p>
+    <w:tbl>
+      <w:tblPr>
+        <w:tblStyle w:val="Tablaconcuadrcula"/>
+        <w:tblW w:w="0" w:type="auto"/>
+        <w:tblInd w:w="720" w:type="dxa"/>
+        <w:tblLook w:val="04A0"/>
+      </w:tblPr>
+      <w:tblGrid>
+        <w:gridCol w:w="1823"/>
+        <w:gridCol w:w="1805"/>
+        <w:gridCol w:w="1734"/>
+        <w:gridCol w:w="1748"/>
+        <w:gridCol w:w="1746"/>
+      </w:tblGrid>
+      <w:tr>
+        <w:tc>
+          <w:tcPr>
+            <w:tcW w:w="1915" w:type="dxa"/>
+          </w:tcPr>
+          <w:p>
+            <w:pPr>
+              <w:jc w:val="both"/>
+            </w:pPr>
+            <w:r>
+              <w:t>Identificador</w:t>
+            </w:r>
+          </w:p>
+        </w:tc>
+        <w:tc>
+          <w:tcPr>
+            <w:tcW w:w="1915" w:type="dxa"/>
+          </w:tcPr>
+          <w:p>
+            <w:pPr>
+              <w:jc w:val="both"/>
+            </w:pPr>
+            <w:r>
+              <w:t>Tipo</w:t>
+            </w:r>
+          </w:p>
+        </w:tc>
+        <w:tc>
+          <w:tcPr>
+            <w:tcW w:w="1915" w:type="dxa"/>
+          </w:tcPr>
+          <w:p>
+            <w:pPr>
+              <w:jc w:val="both"/>
+            </w:pPr>
+            <w:r>
+              <w:t>r-Valor</w:t>
+            </w:r>
+          </w:p>
+        </w:tc>
+        <w:tc>
+          <w:tcPr>
+            <w:tcW w:w="1915" w:type="dxa"/>
+          </w:tcPr>
+          <w:p>
+            <w:pPr>
+              <w:jc w:val="both"/>
+            </w:pPr>
+            <w:r>
+              <w:t>Alcance</w:t>
+            </w:r>
+          </w:p>
+        </w:tc>
+        <w:tc>
+          <w:tcPr>
+            <w:tcW w:w="1916" w:type="dxa"/>
+          </w:tcPr>
+          <w:p>
+            <w:pPr>
+              <w:jc w:val="both"/>
+            </w:pPr>
+            <w:r>
+              <w:t>Tiempo de Vida</w:t>
+            </w:r>
+          </w:p>
+        </w:tc>
+      </w:tr>
+      <w:tr>
+        <w:tc>
+          <w:tcPr>
+            <w:tcW w:w="1915" w:type="dxa"/>
+          </w:tcPr>
+          <w:p>
+            <w:pPr>
+              <w:jc w:val="both"/>
+            </w:pPr>
+            <w:r>
+              <w:t>V1 (línea 1)</w:t>
+            </w:r>
+          </w:p>
+        </w:tc>
+        <w:tc>
+          <w:tcPr>
+            <w:tcW w:w="1915" w:type="dxa"/>
+          </w:tcPr>
+          <w:p>
+            <w:pPr>
+              <w:jc w:val="both"/>
+            </w:pPr>
+            <w:r>
+              <w:t>Automática</w:t>
+            </w:r>
+          </w:p>
+        </w:tc>
+        <w:tc>
+          <w:tcPr>
+            <w:tcW w:w="1915" w:type="dxa"/>
+          </w:tcPr>
+          <w:p>
+            <w:pPr>
+              <w:jc w:val="both"/>
+            </w:pPr>
+            <w:r>
+              <w:t>Basura</w:t>
+            </w:r>
+          </w:p>
+        </w:tc>
+        <w:tc>
+          <w:tcPr>
+            <w:tcW w:w="1915" w:type="dxa"/>
+          </w:tcPr>
+          <w:p>
+            <w:pPr>
+              <w:jc w:val="both"/>
+            </w:pPr>
+            <w:r>
+              <w:t>2 / 10-16</w:t>
+            </w:r>
+          </w:p>
+        </w:tc>
+        <w:tc>
+          <w:tcPr>
+            <w:tcW w:w="1916" w:type="dxa"/>
+          </w:tcPr>
+          <w:p>
+            <w:pPr>
+              <w:jc w:val="both"/>
+            </w:pPr>
+            <w:r>
+              <w:t>1-28</w:t>
+            </w:r>
+          </w:p>
+        </w:tc>
+      </w:tr>
+      <w:tr>
+        <w:tc>
+          <w:tcPr>
+            <w:tcW w:w="1915" w:type="dxa"/>
+          </w:tcPr>
+          <w:p>
+            <w:pPr>
+              <w:jc w:val="both"/>
+            </w:pPr>
+            <w:r>
+              <w:t>*a (línea 2)</w:t>
+            </w:r>
+          </w:p>
+        </w:tc>
+        <w:tc>
+          <w:tcPr>
+            <w:tcW w:w="1915" w:type="dxa"/>
+          </w:tcPr>
+          <w:p>
+            <w:pPr>
+              <w:jc w:val="both"/>
+            </w:pPr>
+            <w:r>
+              <w:t>Automática</w:t>
+            </w:r>
+          </w:p>
+        </w:tc>
+        <w:tc>
+          <w:tcPr>
+            <w:tcW w:w="1915" w:type="dxa"/>
+          </w:tcPr>
+          <w:p>
+            <w:pPr>
+              <w:jc w:val="both"/>
+            </w:pPr>
+            <w:proofErr w:type="spellStart"/>
+            <w:r>
+              <w:t>Null</w:t>
+            </w:r>
+            <w:proofErr w:type="spellEnd"/>
+          </w:p>
+        </w:tc>
+        <w:tc>
+          <w:tcPr>
+            <w:tcW w:w="1915" w:type="dxa"/>
+          </w:tcPr>
+          <w:p>
+            <w:pPr>
+              <w:jc w:val="both"/>
+            </w:pPr>
+            <w:r>
+              <w:t>3-16</w:t>
+            </w:r>
+          </w:p>
+        </w:tc>
+        <w:tc>
+          <w:tcPr>
+            <w:tcW w:w="1916" w:type="dxa"/>
+          </w:tcPr>
+          <w:p>
+            <w:pPr>
+              <w:jc w:val="both"/>
+            </w:pPr>
+            <w:r>
+              <w:t>1-28</w:t>
+            </w:r>
+          </w:p>
+        </w:tc>
+      </w:tr>
+      <w:tr>
+        <w:tc>
+          <w:tcPr>
+            <w:tcW w:w="1915" w:type="dxa"/>
+          </w:tcPr>
+          <w:p>
+            <w:pPr>
+              <w:jc w:val="both"/>
+            </w:pPr>
+            <w:r>
+              <w:t>^a</w:t>
+            </w:r>
+          </w:p>
+        </w:tc>
+        <w:tc>
+          <w:tcPr>
+            <w:tcW w:w="1915" w:type="dxa"/>
+          </w:tcPr>
+          <w:p>
+            <w:pPr>
+              <w:jc w:val="both"/>
+            </w:pPr>
+            <w:r>
+              <w:t>Dinámica</w:t>
+            </w:r>
+          </w:p>
+        </w:tc>
+        <w:tc>
+          <w:tcPr>
+            <w:tcW w:w="1915" w:type="dxa"/>
+          </w:tcPr>
+          <w:p>
+            <w:pPr>
+              <w:jc w:val="both"/>
+            </w:pPr>
+            <w:r>
+              <w:t>Basura</w:t>
+            </w:r>
+          </w:p>
+        </w:tc>
+        <w:tc>
+          <w:tcPr>
+            <w:tcW w:w="1915" w:type="dxa"/>
+          </w:tcPr>
+          <w:p>
+            <w:pPr>
+              <w:jc w:val="both"/>
+            </w:pPr>
+            <w:r>
+              <w:t>3-16</w:t>
+            </w:r>
+          </w:p>
+        </w:tc>
+        <w:tc>
+          <w:tcPr>
+            <w:tcW w:w="1916" w:type="dxa"/>
+          </w:tcPr>
+          <w:p>
+            <w:pPr>
+              <w:jc w:val="both"/>
+            </w:pPr>
+            <w:r>
+              <w:t>15-16</w:t>
+            </w:r>
+          </w:p>
+        </w:tc>
+      </w:tr>
+      <w:tr>
+        <w:tc>
+          <w:tcPr>
+            <w:tcW w:w="1915" w:type="dxa"/>
+          </w:tcPr>
+          <w:p>
+            <w:pPr>
+              <w:jc w:val="both"/>
+            </w:pPr>
+            <w:r>
+              <w:t>Fun2 (linea3)</w:t>
+            </w:r>
+          </w:p>
+        </w:tc>
+        <w:tc>
+          <w:tcPr>
+            <w:tcW w:w="1915" w:type="dxa"/>
+          </w:tcPr>
+          <w:p>
+            <w:pPr>
+              <w:jc w:val="both"/>
+            </w:pPr>
+            <w:r>
+              <w:t>-</w:t>
+            </w:r>
+          </w:p>
+        </w:tc>
+        <w:tc>
+          <w:tcPr>
+            <w:tcW w:w="1915" w:type="dxa"/>
+          </w:tcPr>
+          <w:p>
+            <w:pPr>
+              <w:jc w:val="both"/>
+            </w:pPr>
+            <w:r>
+              <w:t>-</w:t>
+            </w:r>
+          </w:p>
+        </w:tc>
+        <w:tc>
+          <w:tcPr>
+            <w:tcW w:w="1915" w:type="dxa"/>
+          </w:tcPr>
+          <w:p>
+            <w:pPr>
+              <w:jc w:val="both"/>
+            </w:pPr>
+            <w:r>
+              <w:t>4-16</w:t>
+            </w:r>
+          </w:p>
+        </w:tc>
+        <w:tc>
+          <w:tcPr>
+            <w:tcW w:w="1916" w:type="dxa"/>
+          </w:tcPr>
+          <w:p>
+            <w:pPr>
+              <w:jc w:val="both"/>
+            </w:pPr>
+            <w:r>
+              <w:t>3-16</w:t>
+            </w:r>
+          </w:p>
+        </w:tc>
+      </w:tr>
+      <w:tr>
+        <w:tc>
+          <w:tcPr>
+            <w:tcW w:w="1915" w:type="dxa"/>
+          </w:tcPr>
+          <w:p>
+            <w:pPr>
+              <w:jc w:val="both"/>
+            </w:pPr>
+            <w:r>
+              <w:t>V1(línea 4)</w:t>
+            </w:r>
+          </w:p>
+        </w:tc>
+        <w:tc>
+          <w:tcPr>
+            <w:tcW w:w="1915" w:type="dxa"/>
+          </w:tcPr>
+          <w:p>
+            <w:pPr>
+              <w:jc w:val="both"/>
+            </w:pPr>
+            <w:r>
+              <w:t>Auto</w:t>
+            </w:r>
+          </w:p>
+        </w:tc>
+        <w:tc>
+          <w:tcPr>
+            <w:tcW w:w="1915" w:type="dxa"/>
+          </w:tcPr>
+          <w:p>
+            <w:pPr>
+              <w:jc w:val="both"/>
+            </w:pPr>
+            <w:r>
+              <w:t>Basura</w:t>
+            </w:r>
+          </w:p>
+        </w:tc>
+        <w:tc>
+          <w:tcPr>
+            <w:tcW w:w="1915" w:type="dxa"/>
+          </w:tcPr>
+          <w:p>
+            <w:pPr>
+              <w:jc w:val="both"/>
+            </w:pPr>
+            <w:r>
+              <w:t>5-8</w:t>
+            </w:r>
+          </w:p>
+        </w:tc>
+        <w:tc>
+          <w:tcPr>
+            <w:tcW w:w="1916" w:type="dxa"/>
+          </w:tcPr>
+          <w:p>
+            <w:pPr>
+              <w:jc w:val="both"/>
+            </w:pPr>
+            <w:r>
+              <w:t>3-8</w:t>
+            </w:r>
+          </w:p>
+        </w:tc>
+      </w:tr>
+      <w:tr>
+        <w:tc>
+          <w:tcPr>
+            <w:tcW w:w="1915" w:type="dxa"/>
+          </w:tcPr>
+          <w:p>
+            <w:pPr>
+              <w:jc w:val="both"/>
+            </w:pPr>
+            <w:r>
+              <w:t>Y(linea4)</w:t>
+            </w:r>
+          </w:p>
+        </w:tc>
+        <w:tc>
+          <w:tcPr>
+            <w:tcW w:w="1915" w:type="dxa"/>
+          </w:tcPr>
+          <w:p>
+            <w:pPr>
+              <w:jc w:val="both"/>
+            </w:pPr>
+            <w:r>
+              <w:t>Auto</w:t>
+            </w:r>
+          </w:p>
+        </w:tc>
+        <w:tc>
+          <w:tcPr>
+            <w:tcW w:w="1915" w:type="dxa"/>
+          </w:tcPr>
+          <w:p>
+            <w:pPr>
+              <w:jc w:val="both"/>
+            </w:pPr>
+            <w:r>
+              <w:t>Basura</w:t>
+            </w:r>
+          </w:p>
+        </w:tc>
+        <w:tc>
+          <w:tcPr>
+            <w:tcW w:w="1915" w:type="dxa"/>
+          </w:tcPr>
+          <w:p>
+            <w:pPr>
+              <w:jc w:val="both"/>
+            </w:pPr>
+            <w:r>
+              <w:t>5-8</w:t>
+            </w:r>
+          </w:p>
+        </w:tc>
+        <w:tc>
+          <w:tcPr>
+            <w:tcW w:w="1916" w:type="dxa"/>
+          </w:tcPr>
+          <w:p>
+            <w:pPr>
+              <w:jc w:val="both"/>
+            </w:pPr>
+            <w:r>
+              <w:t>3-8</w:t>
+            </w:r>
+          </w:p>
+        </w:tc>
+      </w:tr>
+      <w:tr>
+        <w:tc>
+          <w:tcPr>
+            <w:tcW w:w="1915" w:type="dxa"/>
+          </w:tcPr>
+          <w:p>
+            <w:pPr>
+              <w:jc w:val="both"/>
+            </w:pPr>
+            <w:proofErr w:type="spellStart"/>
+            <w:r>
+              <w:t>Main</w:t>
+            </w:r>
+            <w:proofErr w:type="spellEnd"/>
+            <w:r>
+              <w:t>() (línea 9)</w:t>
+            </w:r>
+          </w:p>
+        </w:tc>
+        <w:tc>
+          <w:tcPr>
+            <w:tcW w:w="1915" w:type="dxa"/>
+          </w:tcPr>
+          <w:p>
+            <w:pPr>
+              <w:jc w:val="both"/>
+            </w:pPr>
+            <w:r>
+              <w:t>-</w:t>
+            </w:r>
+          </w:p>
+        </w:tc>
+        <w:tc>
+          <w:tcPr>
+            <w:tcW w:w="1915" w:type="dxa"/>
+          </w:tcPr>
+          <w:p>
+            <w:pPr>
+              <w:jc w:val="both"/>
+            </w:pPr>
+            <w:r>
+              <w:t>-</w:t>
+            </w:r>
+          </w:p>
+        </w:tc>
+        <w:tc>
+          <w:tcPr>
+            <w:tcW w:w="1915" w:type="dxa"/>
+          </w:tcPr>
+          <w:p>
+            <w:pPr>
+              <w:jc w:val="both"/>
+            </w:pPr>
+            <w:r>
+              <w:t>10-16</w:t>
+            </w:r>
+          </w:p>
+        </w:tc>
+        <w:tc>
+          <w:tcPr>
+            <w:tcW w:w="1916" w:type="dxa"/>
+          </w:tcPr>
+          <w:p>
+            <w:pPr>
+              <w:jc w:val="both"/>
+            </w:pPr>
+            <w:r>
+              <w:t>9-16</w:t>
+            </w:r>
+          </w:p>
+        </w:tc>
+      </w:tr>
+      <w:tr>
+        <w:tc>
+          <w:tcPr>
+            <w:tcW w:w="1915" w:type="dxa"/>
+          </w:tcPr>
+          <w:p>
+            <w:pPr>
+              <w:jc w:val="both"/>
+            </w:pPr>
+            <w:r>
+              <w:t>Var3 (linea10)</w:t>
+            </w:r>
+          </w:p>
+        </w:tc>
+        <w:tc>
+          <w:tcPr>
+            <w:tcW w:w="1915" w:type="dxa"/>
+          </w:tcPr>
+          <w:p>
+            <w:pPr>
+              <w:jc w:val="both"/>
+            </w:pPr>
+            <w:r>
+              <w:t>Estática</w:t>
+            </w:r>
+          </w:p>
+        </w:tc>
+        <w:tc>
+          <w:tcPr>
+            <w:tcW w:w="1915" w:type="dxa"/>
+          </w:tcPr>
+          <w:p>
+            <w:pPr>
+              <w:jc w:val="both"/>
+            </w:pPr>
+            <w:r>
+              <w:t>0</w:t>
+            </w:r>
+          </w:p>
+        </w:tc>
+        <w:tc>
+          <w:tcPr>
+            <w:tcW w:w="1915" w:type="dxa"/>
+          </w:tcPr>
+          <w:p>
+            <w:pPr>
+              <w:jc w:val="both"/>
+            </w:pPr>
+            <w:r>
+              <w:t>11-16</w:t>
+            </w:r>
+          </w:p>
+        </w:tc>
+        <w:tc>
+          <w:tcPr>
+            <w:tcW w:w="1916" w:type="dxa"/>
+          </w:tcPr>
+          <w:p>
+            <w:pPr>
+              <w:jc w:val="both"/>
+            </w:pPr>
+            <w:r>
+              <w:t>&lt;1-28&gt;</w:t>
+            </w:r>
+          </w:p>
+        </w:tc>
+      </w:tr>
+      <w:tr>
+        <w:tc>
+          <w:tcPr>
+            <w:tcW w:w="1915" w:type="dxa"/>
+          </w:tcPr>
+          <w:p>
+            <w:pPr>
+              <w:jc w:val="both"/>
+            </w:pPr>
+            <w:r>
+              <w:t>V1 (línea 12)</w:t>
+            </w:r>
+          </w:p>
+        </w:tc>
+        <w:tc>
+          <w:tcPr>
+            <w:tcW w:w="1915" w:type="dxa"/>
+          </w:tcPr>
+          <w:p>
+            <w:pPr>
+              <w:jc w:val="both"/>
+            </w:pPr>
+          </w:p>
+        </w:tc>
+        <w:tc>
+          <w:tcPr>
+            <w:tcW w:w="1915" w:type="dxa"/>
+          </w:tcPr>
+          <w:p>
+            <w:pPr>
+              <w:jc w:val="both"/>
+            </w:pPr>
+          </w:p>
+        </w:tc>
+        <w:tc>
+          <w:tcPr>
+            <w:tcW w:w="1915" w:type="dxa"/>
+          </w:tcPr>
+          <w:p>
+            <w:pPr>
+              <w:jc w:val="both"/>
+            </w:pPr>
+          </w:p>
+        </w:tc>
+        <w:tc>
+          <w:tcPr>
+            <w:tcW w:w="1916" w:type="dxa"/>
+          </w:tcPr>
+          <w:p>
+            <w:pPr>
+              <w:jc w:val="both"/>
+            </w:pPr>
+          </w:p>
+        </w:tc>
+      </w:tr>
+      <w:tr>
+        <w:tc>
+          <w:tcPr>
+            <w:tcW w:w="1915" w:type="dxa"/>
+          </w:tcPr>
+          <w:p>
+            <w:pPr>
+              <w:jc w:val="both"/>
+            </w:pPr>
+          </w:p>
+        </w:tc>
+        <w:tc>
+          <w:tcPr>
+            <w:tcW w:w="1915" w:type="dxa"/>
+          </w:tcPr>
+          <w:p>
+            <w:pPr>
+              <w:jc w:val="both"/>
+            </w:pPr>
+          </w:p>
+        </w:tc>
+        <w:tc>
+          <w:tcPr>
+            <w:tcW w:w="1915" w:type="dxa"/>
+          </w:tcPr>
+          <w:p>
+            <w:pPr>
+              <w:jc w:val="both"/>
+            </w:pPr>
+          </w:p>
+        </w:tc>
+        <w:tc>
+          <w:tcPr>
+            <w:tcW w:w="1915" w:type="dxa"/>
+          </w:tcPr>
+          <w:p>
+            <w:pPr>
+              <w:jc w:val="both"/>
+            </w:pPr>
+          </w:p>
+        </w:tc>
+        <w:tc>
+          <w:tcPr>
+            <w:tcW w:w="1916" w:type="dxa"/>
+          </w:tcPr>
+          <w:p>
+            <w:pPr>
+              <w:jc w:val="both"/>
+            </w:pPr>
+          </w:p>
+        </w:tc>
+      </w:tr>
+      <w:tr>
+        <w:tc>
+          <w:tcPr>
+            <w:tcW w:w="1915" w:type="dxa"/>
+          </w:tcPr>
+          <w:p>
+            <w:pPr>
+              <w:jc w:val="both"/>
+            </w:pPr>
+          </w:p>
+        </w:tc>
+        <w:tc>
+          <w:tcPr>
+            <w:tcW w:w="1915" w:type="dxa"/>
+          </w:tcPr>
+          <w:p>
+            <w:pPr>
+              <w:jc w:val="both"/>
+            </w:pPr>
+          </w:p>
+        </w:tc>
+        <w:tc>
+          <w:tcPr>
+            <w:tcW w:w="1915" w:type="dxa"/>
+          </w:tcPr>
+          <w:p>
+            <w:pPr>
+              <w:jc w:val="both"/>
+            </w:pPr>
+          </w:p>
+        </w:tc>
+        <w:tc>
+          <w:tcPr>
+            <w:tcW w:w="1915" w:type="dxa"/>
+          </w:tcPr>
+          <w:p>
+            <w:pPr>
+              <w:jc w:val="both"/>
+            </w:pPr>
+          </w:p>
+        </w:tc>
+        <w:tc>
+          <w:tcPr>
+            <w:tcW w:w="1916" w:type="dxa"/>
+          </w:tcPr>
+          <w:p>
+            <w:pPr>
+              <w:jc w:val="both"/>
+            </w:pPr>
+          </w:p>
+        </w:tc>
+      </w:tr>
+    </w:tbl>
+    <w:p>
+      <w:pPr>
+        <w:ind w:left="720"/>
+        <w:jc w:val="both"/>
+      </w:pPr>
+    </w:p>
     <w:sectPr>
       <w:pgSz w:w="12240" w:h="15840"/>
       <w:pgMar w:top="1440" w:right="1440" w:bottom="1440" w:left="1440" w:header="720" w:footer="720" w:gutter="0"/>
@@ -3393,6 +5304,119 @@
     </w:lvl>
   </w:abstractNum>
   <w:abstractNum w:abstractNumId="3">
+    <w:nsid w:val="61E96C92"/>
+    <w:multiLevelType w:val="hybridMultilevel"/>
+    <w:tmpl w:val="AD3A3C52"/>
+    <w:lvl w:ilvl="0" w:tplc="786EB726">
+      <w:start w:val="16"/>
+      <w:numFmt w:val="bullet"/>
+      <w:lvlText w:val="-"/>
+      <w:lvlJc w:val="left"/>
+      <w:pPr>
+        <w:ind w:left="720" w:hanging="360"/>
+      </w:pPr>
+      <w:rPr>
+        <w:rFonts w:ascii="Calibri" w:eastAsiaTheme="minorHAnsi" w:hAnsi="Calibri" w:cs="Calibri" w:hint="default"/>
+      </w:rPr>
+    </w:lvl>
+    <w:lvl w:ilvl="1" w:tplc="04090003" w:tentative="1">
+      <w:start w:val="1"/>
+      <w:numFmt w:val="bullet"/>
+      <w:lvlText w:val="o"/>
+      <w:lvlJc w:val="left"/>
+      <w:pPr>
+        <w:ind w:left="1440" w:hanging="360"/>
+      </w:pPr>
+      <w:rPr>
+        <w:rFonts w:ascii="Courier New" w:hAnsi="Courier New" w:cs="Courier New" w:hint="default"/>
+      </w:rPr>
+    </w:lvl>
+    <w:lvl w:ilvl="2" w:tplc="04090005" w:tentative="1">
+      <w:start w:val="1"/>
+      <w:numFmt w:val="bullet"/>
+      <w:lvlText w:val=""/>
+      <w:lvlJc w:val="left"/>
+      <w:pPr>
+        <w:ind w:left="2160" w:hanging="360"/>
+      </w:pPr>
+      <w:rPr>
+        <w:rFonts w:ascii="Wingdings" w:hAnsi="Wingdings" w:hint="default"/>
+      </w:rPr>
+    </w:lvl>
+    <w:lvl w:ilvl="3" w:tplc="04090001" w:tentative="1">
+      <w:start w:val="1"/>
+      <w:numFmt w:val="bullet"/>
+      <w:lvlText w:val=""/>
+      <w:lvlJc w:val="left"/>
+      <w:pPr>
+        <w:ind w:left="2880" w:hanging="360"/>
+      </w:pPr>
+      <w:rPr>
+        <w:rFonts w:ascii="Symbol" w:hAnsi="Symbol" w:hint="default"/>
+      </w:rPr>
+    </w:lvl>
+    <w:lvl w:ilvl="4" w:tplc="04090003" w:tentative="1">
+      <w:start w:val="1"/>
+      <w:numFmt w:val="bullet"/>
+      <w:lvlText w:val="o"/>
+      <w:lvlJc w:val="left"/>
+      <w:pPr>
+        <w:ind w:left="3600" w:hanging="360"/>
+      </w:pPr>
+      <w:rPr>
+        <w:rFonts w:ascii="Courier New" w:hAnsi="Courier New" w:cs="Courier New" w:hint="default"/>
+      </w:rPr>
+    </w:lvl>
+    <w:lvl w:ilvl="5" w:tplc="04090005" w:tentative="1">
+      <w:start w:val="1"/>
+      <w:numFmt w:val="bullet"/>
+      <w:lvlText w:val=""/>
+      <w:lvlJc w:val="left"/>
+      <w:pPr>
+        <w:ind w:left="4320" w:hanging="360"/>
+      </w:pPr>
+      <w:rPr>
+        <w:rFonts w:ascii="Wingdings" w:hAnsi="Wingdings" w:hint="default"/>
+      </w:rPr>
+    </w:lvl>
+    <w:lvl w:ilvl="6" w:tplc="04090001" w:tentative="1">
+      <w:start w:val="1"/>
+      <w:numFmt w:val="bullet"/>
+      <w:lvlText w:val=""/>
+      <w:lvlJc w:val="left"/>
+      <w:pPr>
+        <w:ind w:left="5040" w:hanging="360"/>
+      </w:pPr>
+      <w:rPr>
+        <w:rFonts w:ascii="Symbol" w:hAnsi="Symbol" w:hint="default"/>
+      </w:rPr>
+    </w:lvl>
+    <w:lvl w:ilvl="7" w:tplc="04090003" w:tentative="1">
+      <w:start w:val="1"/>
+      <w:numFmt w:val="bullet"/>
+      <w:lvlText w:val="o"/>
+      <w:lvlJc w:val="left"/>
+      <w:pPr>
+        <w:ind w:left="5760" w:hanging="360"/>
+      </w:pPr>
+      <w:rPr>
+        <w:rFonts w:ascii="Courier New" w:hAnsi="Courier New" w:cs="Courier New" w:hint="default"/>
+      </w:rPr>
+    </w:lvl>
+    <w:lvl w:ilvl="8" w:tplc="04090005" w:tentative="1">
+      <w:start w:val="1"/>
+      <w:numFmt w:val="bullet"/>
+      <w:lvlText w:val=""/>
+      <w:lvlJc w:val="left"/>
+      <w:pPr>
+        <w:ind w:left="6480" w:hanging="360"/>
+      </w:pPr>
+      <w:rPr>
+        <w:rFonts w:ascii="Wingdings" w:hAnsi="Wingdings" w:hint="default"/>
+      </w:rPr>
+    </w:lvl>
+  </w:abstractNum>
+  <w:abstractNum w:abstractNumId="4">
     <w:nsid w:val="641B29F5"/>
     <w:multiLevelType w:val="hybridMultilevel"/>
     <w:tmpl w:val="B386930C"/>
@@ -3505,7 +5529,7 @@
       </w:rPr>
     </w:lvl>
   </w:abstractNum>
-  <w:abstractNum w:abstractNumId="4">
+  <w:abstractNum w:abstractNumId="5">
     <w:nsid w:val="6AF91550"/>
     <w:multiLevelType w:val="hybridMultilevel"/>
     <w:tmpl w:val="9DF8AB54"/>
@@ -3628,9 +5652,12 @@
     <w:abstractNumId w:val="2"/>
   </w:num>
   <w:num w:numId="4">
+    <w:abstractNumId w:val="5"/>
+  </w:num>
+  <w:num w:numId="5">
     <w:abstractNumId w:val="4"/>
   </w:num>
-  <w:num w:numId="5">
+  <w:num w:numId="6">
     <w:abstractNumId w:val="3"/>
   </w:num>
 </w:numbering>
@@ -4180,4 +6207,16 @@
   <a:objectDefaults/>
   <a:extraClrSchemeLst/>
 </a:theme>
+</file>
+
+<file path=customXml/item1.xml><?xml version="1.0" encoding="utf-8"?>
+<b:Sources xmlns:b="http://schemas.openxmlformats.org/officeDocument/2006/bibliography" xmlns="http://schemas.openxmlformats.org/officeDocument/2006/bibliography" SelectedStyle="\APA.XSL" StyleName="APA Fifth Edition"/>
+</file>
+
+<file path=customXml/itemProps1.xml><?xml version="1.0" encoding="utf-8"?>
+<ds:datastoreItem xmlns:ds="http://schemas.openxmlformats.org/officeDocument/2006/customXml" ds:itemID="{FC54D214-3F88-4701-8EF9-0B4990859364}">
+  <ds:schemaRefs>
+    <ds:schemaRef ds:uri="http://schemas.openxmlformats.org/officeDocument/2006/bibliography"/>
+  </ds:schemaRefs>
+</ds:datastoreItem>
 </file>